--- a/工作日志/Linux_学习/4.线程的学习（26.7.19）/1.线程处理.docx
+++ b/工作日志/Linux_学习/4.线程的学习（26.7.19）/1.线程处理.docx
@@ -69,8 +69,6 @@
         </w:rPr>
         <w:t xml:space="preserve">    pthread_t *thread,</w:t>
       </w:r>
-      <w:bookmarkStart w:id="0" w:name="_GoBack"/>
-      <w:bookmarkEnd w:id="0"/>
     </w:p>
     <w:p>
       <w:pPr>
@@ -232,7 +230,7 @@
     </w:p>
     <w:p>
       <w:pPr>
-        <w:pStyle w:val="3"/>
+        <w:pStyle w:val="4"/>
         <w:keepNext w:val="0"/>
         <w:keepLines w:val="0"/>
         <w:widowControl/>
@@ -301,6 +299,7 @@
         <w:keepLines w:val="0"/>
         <w:widowControl/>
         <w:numPr>
+          <w:ilvl w:val="0"/>
           <w:numId w:val="0"/>
         </w:numPr>
         <w:suppressLineNumbers w:val="0"/>
@@ -342,6 +341,7 @@
         <w:keepLines w:val="0"/>
         <w:widowControl/>
         <w:numPr>
+          <w:ilvl w:val="0"/>
           <w:numId w:val="0"/>
         </w:numPr>
         <w:suppressLineNumbers w:val="0"/>
@@ -362,6 +362,7 @@
         <w:keepLines w:val="0"/>
         <w:widowControl/>
         <w:numPr>
+          <w:ilvl w:val="0"/>
           <w:numId w:val="0"/>
         </w:numPr>
         <w:suppressLineNumbers w:val="0"/>
@@ -395,6 +396,834 @@
           <w:lang w:val="en-US" w:eastAsia="zh-CN"/>
         </w:rPr>
         <w:t xml:space="preserve"> 即入参3对应函数的入参（不传参也可以）</w:t>
+      </w:r>
+    </w:p>
+    <w:tbl>
+      <w:tblPr>
+        <w:tblStyle w:val="5"/>
+        <w:tblW w:w="0" w:type="auto"/>
+        <w:tblCellSpacing w:w="15" w:type="dxa"/>
+        <w:tblInd w:w="0" w:type="dxa"/>
+        <w:tblBorders>
+          <w:top w:val="none" w:color="auto" w:sz="0" w:space="0"/>
+          <w:left w:val="none" w:color="auto" w:sz="0" w:space="0"/>
+          <w:bottom w:val="none" w:color="auto" w:sz="0" w:space="0"/>
+          <w:right w:val="none" w:color="auto" w:sz="0" w:space="0"/>
+          <w:insideH w:val="none" w:color="auto" w:sz="0" w:space="0"/>
+          <w:insideV w:val="none" w:color="auto" w:sz="0" w:space="0"/>
+        </w:tblBorders>
+        <w:shd w:val="clear" w:color="auto" w:fill="auto"/>
+        <w:tblLayout w:type="autofit"/>
+        <w:tblCellMar>
+          <w:top w:w="15" w:type="dxa"/>
+          <w:left w:w="15" w:type="dxa"/>
+          <w:bottom w:w="15" w:type="dxa"/>
+          <w:right w:w="15" w:type="dxa"/>
+        </w:tblCellMar>
+      </w:tblPr>
+      <w:tblGrid>
+        <w:gridCol w:w="798"/>
+        <w:gridCol w:w="3195"/>
+      </w:tblGrid>
+      <w:tr>
+        <w:tblPrEx>
+          <w:tblBorders>
+            <w:top w:val="none" w:color="auto" w:sz="0" w:space="0"/>
+            <w:left w:val="none" w:color="auto" w:sz="0" w:space="0"/>
+            <w:bottom w:val="none" w:color="auto" w:sz="0" w:space="0"/>
+            <w:right w:val="none" w:color="auto" w:sz="0" w:space="0"/>
+            <w:insideH w:val="none" w:color="auto" w:sz="0" w:space="0"/>
+            <w:insideV w:val="none" w:color="auto" w:sz="0" w:space="0"/>
+          </w:tblBorders>
+          <w:shd w:val="clear" w:color="auto" w:fill="auto"/>
+          <w:tblCellMar>
+            <w:top w:w="15" w:type="dxa"/>
+            <w:left w:w="15" w:type="dxa"/>
+            <w:bottom w:w="15" w:type="dxa"/>
+            <w:right w:w="15" w:type="dxa"/>
+          </w:tblCellMar>
+        </w:tblPrEx>
+        <w:trPr>
+          <w:tblHeader/>
+          <w:tblCellSpacing w:w="15" w:type="dxa"/>
+        </w:trPr>
+        <w:tc>
+          <w:tcPr>
+            <w:tcW w:w="0" w:type="auto"/>
+            <w:shd w:val="clear" w:color="auto" w:fill="auto"/>
+            <w:vAlign w:val="center"/>
+          </w:tcPr>
+          <w:p>
+            <w:pPr>
+              <w:keepNext w:val="0"/>
+              <w:keepLines w:val="0"/>
+              <w:widowControl/>
+              <w:suppressLineNumbers w:val="0"/>
+              <w:jc w:val="center"/>
+              <w:rPr>
+                <w:b/>
+                <w:bCs/>
+              </w:rPr>
+            </w:pPr>
+            <w:r>
+              <w:rPr>
+                <w:rFonts w:ascii="宋体" w:hAnsi="宋体" w:eastAsia="宋体" w:cs="宋体"/>
+                <w:b/>
+                <w:bCs/>
+                <w:kern w:val="0"/>
+                <w:sz w:val="24"/>
+                <w:szCs w:val="24"/>
+                <w:lang w:val="en-US" w:eastAsia="zh-CN" w:bidi="ar"/>
+              </w:rPr>
+              <w:t>返回值</w:t>
+            </w:r>
+          </w:p>
+        </w:tc>
+        <w:tc>
+          <w:tcPr>
+            <w:tcW w:w="0" w:type="auto"/>
+            <w:shd w:val="clear" w:color="auto" w:fill="auto"/>
+            <w:vAlign w:val="center"/>
+          </w:tcPr>
+          <w:p>
+            <w:pPr>
+              <w:keepNext w:val="0"/>
+              <w:keepLines w:val="0"/>
+              <w:widowControl/>
+              <w:suppressLineNumbers w:val="0"/>
+              <w:jc w:val="center"/>
+              <w:rPr>
+                <w:b/>
+                <w:bCs/>
+              </w:rPr>
+            </w:pPr>
+            <w:r>
+              <w:rPr>
+                <w:rFonts w:ascii="宋体" w:hAnsi="宋体" w:eastAsia="宋体" w:cs="宋体"/>
+                <w:b/>
+                <w:bCs/>
+                <w:kern w:val="0"/>
+                <w:sz w:val="24"/>
+                <w:szCs w:val="24"/>
+                <w:lang w:val="en-US" w:eastAsia="zh-CN" w:bidi="ar"/>
+              </w:rPr>
+              <w:t>含义</w:t>
+            </w:r>
+          </w:p>
+        </w:tc>
+      </w:tr>
+      <w:tr>
+        <w:tblPrEx>
+          <w:tblBorders>
+            <w:top w:val="none" w:color="auto" w:sz="0" w:space="0"/>
+            <w:left w:val="none" w:color="auto" w:sz="0" w:space="0"/>
+            <w:bottom w:val="none" w:color="auto" w:sz="0" w:space="0"/>
+            <w:right w:val="none" w:color="auto" w:sz="0" w:space="0"/>
+            <w:insideH w:val="none" w:color="auto" w:sz="0" w:space="0"/>
+            <w:insideV w:val="none" w:color="auto" w:sz="0" w:space="0"/>
+          </w:tblBorders>
+          <w:tblCellMar>
+            <w:top w:w="15" w:type="dxa"/>
+            <w:left w:w="15" w:type="dxa"/>
+            <w:bottom w:w="15" w:type="dxa"/>
+            <w:right w:w="15" w:type="dxa"/>
+          </w:tblCellMar>
+        </w:tblPrEx>
+        <w:trPr>
+          <w:tblCellSpacing w:w="15" w:type="dxa"/>
+        </w:trPr>
+        <w:tc>
+          <w:tcPr>
+            <w:tcW w:w="0" w:type="auto"/>
+            <w:shd w:val="clear" w:color="auto" w:fill="auto"/>
+            <w:vAlign w:val="center"/>
+          </w:tcPr>
+          <w:p>
+            <w:pPr>
+              <w:keepNext w:val="0"/>
+              <w:keepLines w:val="0"/>
+              <w:widowControl/>
+              <w:suppressLineNumbers w:val="0"/>
+              <w:jc w:val="left"/>
+            </w:pPr>
+            <w:r>
+              <w:rPr>
+                <w:rStyle w:val="7"/>
+                <w:rFonts w:ascii="宋体" w:hAnsi="宋体" w:eastAsia="宋体" w:cs="宋体"/>
+                <w:kern w:val="0"/>
+                <w:sz w:val="24"/>
+                <w:szCs w:val="24"/>
+                <w:lang w:val="en-US" w:eastAsia="zh-CN" w:bidi="ar"/>
+              </w:rPr>
+              <w:t>0</w:t>
+            </w:r>
+          </w:p>
+        </w:tc>
+        <w:tc>
+          <w:tcPr>
+            <w:tcW w:w="0" w:type="auto"/>
+            <w:shd w:val="clear" w:color="auto" w:fill="auto"/>
+            <w:vAlign w:val="center"/>
+          </w:tcPr>
+          <w:p>
+            <w:pPr>
+              <w:keepNext w:val="0"/>
+              <w:keepLines w:val="0"/>
+              <w:widowControl/>
+              <w:suppressLineNumbers w:val="0"/>
+              <w:jc w:val="left"/>
+            </w:pPr>
+            <w:r>
+              <w:rPr>
+                <w:rFonts w:ascii="宋体" w:hAnsi="宋体" w:eastAsia="宋体" w:cs="宋体"/>
+                <w:kern w:val="0"/>
+                <w:sz w:val="24"/>
+                <w:szCs w:val="24"/>
+                <w:lang w:val="en-US" w:eastAsia="zh-CN" w:bidi="ar"/>
+              </w:rPr>
+              <w:t>创建线程成功</w:t>
+            </w:r>
+          </w:p>
+        </w:tc>
+      </w:tr>
+      <w:tr>
+        <w:tblPrEx>
+          <w:tblBorders>
+            <w:top w:val="none" w:color="auto" w:sz="0" w:space="0"/>
+            <w:left w:val="none" w:color="auto" w:sz="0" w:space="0"/>
+            <w:bottom w:val="none" w:color="auto" w:sz="0" w:space="0"/>
+            <w:right w:val="none" w:color="auto" w:sz="0" w:space="0"/>
+            <w:insideH w:val="none" w:color="auto" w:sz="0" w:space="0"/>
+            <w:insideV w:val="none" w:color="auto" w:sz="0" w:space="0"/>
+          </w:tblBorders>
+          <w:tblCellMar>
+            <w:top w:w="15" w:type="dxa"/>
+            <w:left w:w="15" w:type="dxa"/>
+            <w:bottom w:w="15" w:type="dxa"/>
+            <w:right w:w="15" w:type="dxa"/>
+          </w:tblCellMar>
+        </w:tblPrEx>
+        <w:trPr>
+          <w:tblCellSpacing w:w="15" w:type="dxa"/>
+        </w:trPr>
+        <w:tc>
+          <w:tcPr>
+            <w:tcW w:w="0" w:type="auto"/>
+            <w:shd w:val="clear" w:color="auto" w:fill="auto"/>
+            <w:vAlign w:val="center"/>
+          </w:tcPr>
+          <w:p>
+            <w:pPr>
+              <w:keepNext w:val="0"/>
+              <w:keepLines w:val="0"/>
+              <w:widowControl/>
+              <w:suppressLineNumbers w:val="0"/>
+              <w:jc w:val="left"/>
+            </w:pPr>
+            <w:r>
+              <w:rPr>
+                <w:rFonts w:ascii="宋体" w:hAnsi="宋体" w:eastAsia="宋体" w:cs="宋体"/>
+                <w:kern w:val="0"/>
+                <w:sz w:val="24"/>
+                <w:szCs w:val="24"/>
+                <w:lang w:val="en-US" w:eastAsia="zh-CN" w:bidi="ar"/>
+              </w:rPr>
+              <w:t xml:space="preserve">非 </w:t>
+            </w:r>
+            <w:r>
+              <w:rPr>
+                <w:rStyle w:val="7"/>
+                <w:rFonts w:ascii="宋体" w:hAnsi="宋体" w:eastAsia="宋体" w:cs="宋体"/>
+                <w:kern w:val="0"/>
+                <w:sz w:val="24"/>
+                <w:szCs w:val="24"/>
+                <w:lang w:val="en-US" w:eastAsia="zh-CN" w:bidi="ar"/>
+              </w:rPr>
+              <w:t>0</w:t>
+            </w:r>
+          </w:p>
+        </w:tc>
+        <w:tc>
+          <w:tcPr>
+            <w:tcW w:w="0" w:type="auto"/>
+            <w:shd w:val="clear" w:color="auto" w:fill="auto"/>
+            <w:vAlign w:val="center"/>
+          </w:tcPr>
+          <w:p>
+            <w:pPr>
+              <w:keepNext w:val="0"/>
+              <w:keepLines w:val="0"/>
+              <w:widowControl/>
+              <w:suppressLineNumbers w:val="0"/>
+              <w:jc w:val="left"/>
+            </w:pPr>
+            <w:r>
+              <w:rPr>
+                <w:rFonts w:ascii="宋体" w:hAnsi="宋体" w:eastAsia="宋体" w:cs="宋体"/>
+                <w:kern w:val="0"/>
+                <w:sz w:val="24"/>
+                <w:szCs w:val="24"/>
+                <w:lang w:val="en-US" w:eastAsia="zh-CN" w:bidi="ar"/>
+              </w:rPr>
+              <w:t>创建线程失败，返回错误编号</w:t>
+            </w:r>
+          </w:p>
+        </w:tc>
+      </w:tr>
+    </w:tbl>
+    <w:p>
+      <w:pPr>
+        <w:keepNext w:val="0"/>
+        <w:keepLines w:val="0"/>
+        <w:widowControl/>
+        <w:numPr>
+          <w:ilvl w:val="0"/>
+          <w:numId w:val="0"/>
+        </w:numPr>
+        <w:suppressLineNumbers w:val="0"/>
+        <w:tabs>
+          <w:tab w:val="left" w:pos="720"/>
+        </w:tabs>
+        <w:spacing w:before="0" w:beforeAutospacing="1" w:after="0" w:afterAutospacing="1"/>
+        <w:jc w:val="both"/>
+        <w:rPr>
+          <w:rFonts w:hint="default"/>
+          <w:lang w:val="en-US" w:eastAsia="zh-CN"/>
+        </w:rPr>
+      </w:pPr>
+    </w:p>
+    <w:p>
+      <w:pPr>
+        <w:pStyle w:val="2"/>
+        <w:bidi w:val="0"/>
+        <w:rPr>
+          <w:rFonts w:hint="default"/>
+          <w:lang w:val="en-US" w:eastAsia="zh-CN"/>
+        </w:rPr>
+      </w:pPr>
+      <w:r>
+        <w:rPr>
+          <w:rFonts w:hint="eastAsia"/>
+          <w:lang w:val="en-US" w:eastAsia="zh-CN"/>
+        </w:rPr>
+        <w:t>线程回收</w:t>
+      </w:r>
+    </w:p>
+    <w:p>
+      <w:pPr>
+        <w:pStyle w:val="2"/>
+        <w:bidi w:val="0"/>
+        <w:rPr>
+          <w:rFonts w:hint="default"/>
+          <w:lang w:val="en-US" w:eastAsia="zh-CN"/>
+        </w:rPr>
+      </w:pPr>
+      <w:r>
+        <w:rPr>
+          <w:rFonts w:hint="default"/>
+          <w:lang w:val="en-US" w:eastAsia="zh-CN"/>
+        </w:rPr>
+        <w:t>#include &lt;pthread.h&gt;</w:t>
+      </w:r>
+    </w:p>
+    <w:p>
+      <w:pPr>
+        <w:pStyle w:val="2"/>
+        <w:bidi w:val="0"/>
+        <w:rPr>
+          <w:rFonts w:hint="default"/>
+          <w:lang w:val="en-US" w:eastAsia="zh-CN"/>
+        </w:rPr>
+      </w:pPr>
+      <w:r>
+        <w:rPr>
+          <w:rFonts w:hint="default"/>
+          <w:lang w:val="en-US" w:eastAsia="zh-CN"/>
+        </w:rPr>
+        <w:t>int pthread_join(pthread_t thread, void **retval);</w:t>
+      </w:r>
+    </w:p>
+    <w:p>
+      <w:pPr>
+        <w:rPr>
+          <w:rFonts w:hint="default"/>
+          <w:lang w:val="en-US" w:eastAsia="zh-CN"/>
+        </w:rPr>
+      </w:pPr>
+    </w:p>
+    <w:p>
+      <w:pPr>
+        <w:rPr>
+          <w:rFonts w:hint="eastAsia" w:ascii="黑体" w:hAnsi="黑体" w:eastAsia="黑体" w:cs="黑体"/>
+          <w:sz w:val="24"/>
+          <w:szCs w:val="24"/>
+          <w:lang w:val="en-US" w:eastAsia="zh-CN"/>
+        </w:rPr>
+      </w:pPr>
+      <w:r>
+        <w:rPr>
+          <w:rFonts w:hint="eastAsia" w:ascii="黑体" w:hAnsi="黑体" w:eastAsia="黑体" w:cs="黑体"/>
+          <w:sz w:val="24"/>
+          <w:szCs w:val="24"/>
+          <w:lang w:val="en-US" w:eastAsia="zh-CN"/>
+        </w:rPr>
+        <w:t>入参1：线程号</w:t>
+      </w:r>
+    </w:p>
+    <w:p>
+      <w:pPr>
+        <w:rPr>
+          <w:rFonts w:hint="eastAsia" w:ascii="黑体" w:hAnsi="黑体" w:eastAsia="黑体" w:cs="黑体"/>
+          <w:sz w:val="24"/>
+          <w:szCs w:val="24"/>
+          <w:lang w:val="en-US" w:eastAsia="zh-CN"/>
+        </w:rPr>
+      </w:pPr>
+      <w:r>
+        <w:rPr>
+          <w:rFonts w:hint="eastAsia" w:ascii="黑体" w:hAnsi="黑体" w:eastAsia="黑体" w:cs="黑体"/>
+          <w:sz w:val="24"/>
+          <w:szCs w:val="24"/>
+          <w:lang w:val="en-US" w:eastAsia="zh-CN"/>
+        </w:rPr>
+        <w:t>入参2：</w:t>
+      </w:r>
+      <w:r>
+        <w:rPr>
+          <w:rFonts w:hint="eastAsia" w:ascii="黑体" w:hAnsi="黑体" w:eastAsia="黑体" w:cs="黑体"/>
+          <w:sz w:val="24"/>
+          <w:szCs w:val="24"/>
+        </w:rPr>
+        <w:t>接收线程函数的返回值</w:t>
+      </w:r>
+      <w:r>
+        <w:rPr>
+          <w:rFonts w:hint="eastAsia" w:ascii="黑体" w:hAnsi="黑体" w:eastAsia="黑体" w:cs="黑体"/>
+          <w:sz w:val="24"/>
+          <w:szCs w:val="24"/>
+          <w:lang w:val="en-US" w:eastAsia="zh-CN"/>
+        </w:rPr>
+        <w:t xml:space="preserve"> 一般为NULL</w:t>
+      </w:r>
+    </w:p>
+    <w:p>
+      <w:pPr>
+        <w:rPr>
+          <w:rFonts w:hint="eastAsia" w:ascii="黑体" w:hAnsi="黑体" w:eastAsia="黑体" w:cs="黑体"/>
+          <w:sz w:val="24"/>
+          <w:szCs w:val="24"/>
+          <w:lang w:val="en-US" w:eastAsia="zh-CN"/>
+        </w:rPr>
+      </w:pPr>
+    </w:p>
+    <w:tbl>
+      <w:tblPr>
+        <w:tblStyle w:val="5"/>
+        <w:tblW w:w="0" w:type="auto"/>
+        <w:tblCellSpacing w:w="15" w:type="dxa"/>
+        <w:tblInd w:w="0" w:type="dxa"/>
+        <w:tblBorders>
+          <w:top w:val="none" w:color="auto" w:sz="0" w:space="0"/>
+          <w:left w:val="none" w:color="auto" w:sz="0" w:space="0"/>
+          <w:bottom w:val="none" w:color="auto" w:sz="0" w:space="0"/>
+          <w:right w:val="none" w:color="auto" w:sz="0" w:space="0"/>
+          <w:insideH w:val="none" w:color="auto" w:sz="0" w:space="0"/>
+          <w:insideV w:val="none" w:color="auto" w:sz="0" w:space="0"/>
+        </w:tblBorders>
+        <w:shd w:val="clear" w:color="auto" w:fill="auto"/>
+        <w:tblLayout w:type="autofit"/>
+        <w:tblCellMar>
+          <w:top w:w="15" w:type="dxa"/>
+          <w:left w:w="15" w:type="dxa"/>
+          <w:bottom w:w="15" w:type="dxa"/>
+          <w:right w:w="15" w:type="dxa"/>
+        </w:tblCellMar>
+      </w:tblPr>
+      <w:tblGrid>
+        <w:gridCol w:w="798"/>
+        <w:gridCol w:w="2235"/>
+      </w:tblGrid>
+      <w:tr>
+        <w:tblPrEx>
+          <w:tblBorders>
+            <w:top w:val="none" w:color="auto" w:sz="0" w:space="0"/>
+            <w:left w:val="none" w:color="auto" w:sz="0" w:space="0"/>
+            <w:bottom w:val="none" w:color="auto" w:sz="0" w:space="0"/>
+            <w:right w:val="none" w:color="auto" w:sz="0" w:space="0"/>
+            <w:insideH w:val="none" w:color="auto" w:sz="0" w:space="0"/>
+            <w:insideV w:val="none" w:color="auto" w:sz="0" w:space="0"/>
+          </w:tblBorders>
+          <w:tblCellMar>
+            <w:top w:w="15" w:type="dxa"/>
+            <w:left w:w="15" w:type="dxa"/>
+            <w:bottom w:w="15" w:type="dxa"/>
+            <w:right w:w="15" w:type="dxa"/>
+          </w:tblCellMar>
+        </w:tblPrEx>
+        <w:trPr>
+          <w:tblHeader/>
+          <w:tblCellSpacing w:w="15" w:type="dxa"/>
+        </w:trPr>
+        <w:tc>
+          <w:tcPr>
+            <w:tcW w:w="0" w:type="auto"/>
+            <w:shd w:val="clear" w:color="auto" w:fill="auto"/>
+            <w:vAlign w:val="center"/>
+          </w:tcPr>
+          <w:p>
+            <w:pPr>
+              <w:keepNext w:val="0"/>
+              <w:keepLines w:val="0"/>
+              <w:widowControl/>
+              <w:suppressLineNumbers w:val="0"/>
+              <w:jc w:val="center"/>
+              <w:rPr>
+                <w:b/>
+                <w:bCs/>
+              </w:rPr>
+            </w:pPr>
+            <w:r>
+              <w:rPr>
+                <w:rFonts w:ascii="宋体" w:hAnsi="宋体" w:eastAsia="宋体" w:cs="宋体"/>
+                <w:b/>
+                <w:bCs/>
+                <w:kern w:val="0"/>
+                <w:sz w:val="24"/>
+                <w:szCs w:val="24"/>
+                <w:lang w:val="en-US" w:eastAsia="zh-CN" w:bidi="ar"/>
+              </w:rPr>
+              <w:t>返回值</w:t>
+            </w:r>
+          </w:p>
+        </w:tc>
+        <w:tc>
+          <w:tcPr>
+            <w:tcW w:w="0" w:type="auto"/>
+            <w:shd w:val="clear" w:color="auto" w:fill="auto"/>
+            <w:vAlign w:val="center"/>
+          </w:tcPr>
+          <w:p>
+            <w:pPr>
+              <w:keepNext w:val="0"/>
+              <w:keepLines w:val="0"/>
+              <w:widowControl/>
+              <w:suppressLineNumbers w:val="0"/>
+              <w:jc w:val="center"/>
+              <w:rPr>
+                <w:b/>
+                <w:bCs/>
+              </w:rPr>
+            </w:pPr>
+            <w:r>
+              <w:rPr>
+                <w:rFonts w:ascii="宋体" w:hAnsi="宋体" w:eastAsia="宋体" w:cs="宋体"/>
+                <w:b/>
+                <w:bCs/>
+                <w:kern w:val="0"/>
+                <w:sz w:val="24"/>
+                <w:szCs w:val="24"/>
+                <w:lang w:val="en-US" w:eastAsia="zh-CN" w:bidi="ar"/>
+              </w:rPr>
+              <w:t>含义</w:t>
+            </w:r>
+          </w:p>
+        </w:tc>
+      </w:tr>
+      <w:tr>
+        <w:tblPrEx>
+          <w:tblBorders>
+            <w:top w:val="none" w:color="auto" w:sz="0" w:space="0"/>
+            <w:left w:val="none" w:color="auto" w:sz="0" w:space="0"/>
+            <w:bottom w:val="none" w:color="auto" w:sz="0" w:space="0"/>
+            <w:right w:val="none" w:color="auto" w:sz="0" w:space="0"/>
+            <w:insideH w:val="none" w:color="auto" w:sz="0" w:space="0"/>
+            <w:insideV w:val="none" w:color="auto" w:sz="0" w:space="0"/>
+          </w:tblBorders>
+          <w:shd w:val="clear" w:color="auto" w:fill="auto"/>
+          <w:tblCellMar>
+            <w:top w:w="15" w:type="dxa"/>
+            <w:left w:w="15" w:type="dxa"/>
+            <w:bottom w:w="15" w:type="dxa"/>
+            <w:right w:w="15" w:type="dxa"/>
+          </w:tblCellMar>
+        </w:tblPrEx>
+        <w:trPr>
+          <w:tblCellSpacing w:w="15" w:type="dxa"/>
+        </w:trPr>
+        <w:tc>
+          <w:tcPr>
+            <w:tcW w:w="0" w:type="auto"/>
+            <w:shd w:val="clear" w:color="auto" w:fill="auto"/>
+            <w:vAlign w:val="center"/>
+          </w:tcPr>
+          <w:p>
+            <w:pPr>
+              <w:keepNext w:val="0"/>
+              <w:keepLines w:val="0"/>
+              <w:widowControl/>
+              <w:suppressLineNumbers w:val="0"/>
+              <w:jc w:val="left"/>
+            </w:pPr>
+            <w:r>
+              <w:rPr>
+                <w:rStyle w:val="7"/>
+                <w:rFonts w:ascii="宋体" w:hAnsi="宋体" w:eastAsia="宋体" w:cs="宋体"/>
+                <w:kern w:val="0"/>
+                <w:sz w:val="24"/>
+                <w:szCs w:val="24"/>
+                <w:lang w:val="en-US" w:eastAsia="zh-CN" w:bidi="ar"/>
+              </w:rPr>
+              <w:t>0</w:t>
+            </w:r>
+          </w:p>
+        </w:tc>
+        <w:tc>
+          <w:tcPr>
+            <w:tcW w:w="0" w:type="auto"/>
+            <w:shd w:val="clear" w:color="auto" w:fill="auto"/>
+            <w:vAlign w:val="center"/>
+          </w:tcPr>
+          <w:p>
+            <w:pPr>
+              <w:keepNext w:val="0"/>
+              <w:keepLines w:val="0"/>
+              <w:widowControl/>
+              <w:suppressLineNumbers w:val="0"/>
+              <w:jc w:val="left"/>
+            </w:pPr>
+            <w:r>
+              <w:rPr>
+                <w:rFonts w:ascii="宋体" w:hAnsi="宋体" w:eastAsia="宋体" w:cs="宋体"/>
+                <w:kern w:val="0"/>
+                <w:sz w:val="24"/>
+                <w:szCs w:val="24"/>
+                <w:lang w:val="en-US" w:eastAsia="zh-CN" w:bidi="ar"/>
+              </w:rPr>
+              <w:t>等待和回收成功</w:t>
+            </w:r>
+          </w:p>
+        </w:tc>
+      </w:tr>
+      <w:tr>
+        <w:tblPrEx>
+          <w:tblBorders>
+            <w:top w:val="none" w:color="auto" w:sz="0" w:space="0"/>
+            <w:left w:val="none" w:color="auto" w:sz="0" w:space="0"/>
+            <w:bottom w:val="none" w:color="auto" w:sz="0" w:space="0"/>
+            <w:right w:val="none" w:color="auto" w:sz="0" w:space="0"/>
+            <w:insideH w:val="none" w:color="auto" w:sz="0" w:space="0"/>
+            <w:insideV w:val="none" w:color="auto" w:sz="0" w:space="0"/>
+          </w:tblBorders>
+          <w:shd w:val="clear" w:color="auto" w:fill="auto"/>
+          <w:tblCellMar>
+            <w:top w:w="15" w:type="dxa"/>
+            <w:left w:w="15" w:type="dxa"/>
+            <w:bottom w:w="15" w:type="dxa"/>
+            <w:right w:w="15" w:type="dxa"/>
+          </w:tblCellMar>
+        </w:tblPrEx>
+        <w:trPr>
+          <w:tblCellSpacing w:w="15" w:type="dxa"/>
+        </w:trPr>
+        <w:tc>
+          <w:tcPr>
+            <w:tcW w:w="0" w:type="auto"/>
+            <w:shd w:val="clear" w:color="auto" w:fill="auto"/>
+            <w:vAlign w:val="center"/>
+          </w:tcPr>
+          <w:p>
+            <w:pPr>
+              <w:keepNext w:val="0"/>
+              <w:keepLines w:val="0"/>
+              <w:widowControl/>
+              <w:suppressLineNumbers w:val="0"/>
+              <w:jc w:val="left"/>
+            </w:pPr>
+            <w:r>
+              <w:rPr>
+                <w:rFonts w:ascii="宋体" w:hAnsi="宋体" w:eastAsia="宋体" w:cs="宋体"/>
+                <w:kern w:val="0"/>
+                <w:sz w:val="24"/>
+                <w:szCs w:val="24"/>
+                <w:lang w:val="en-US" w:eastAsia="zh-CN" w:bidi="ar"/>
+              </w:rPr>
+              <w:t xml:space="preserve">非 </w:t>
+            </w:r>
+            <w:r>
+              <w:rPr>
+                <w:rStyle w:val="7"/>
+                <w:rFonts w:ascii="宋体" w:hAnsi="宋体" w:eastAsia="宋体" w:cs="宋体"/>
+                <w:kern w:val="0"/>
+                <w:sz w:val="24"/>
+                <w:szCs w:val="24"/>
+                <w:lang w:val="en-US" w:eastAsia="zh-CN" w:bidi="ar"/>
+              </w:rPr>
+              <w:t>0</w:t>
+            </w:r>
+          </w:p>
+        </w:tc>
+        <w:tc>
+          <w:tcPr>
+            <w:tcW w:w="0" w:type="auto"/>
+            <w:shd w:val="clear" w:color="auto" w:fill="auto"/>
+            <w:vAlign w:val="center"/>
+          </w:tcPr>
+          <w:p>
+            <w:pPr>
+              <w:keepNext w:val="0"/>
+              <w:keepLines w:val="0"/>
+              <w:widowControl/>
+              <w:suppressLineNumbers w:val="0"/>
+              <w:jc w:val="left"/>
+            </w:pPr>
+            <w:r>
+              <w:rPr>
+                <w:rFonts w:ascii="宋体" w:hAnsi="宋体" w:eastAsia="宋体" w:cs="宋体"/>
+                <w:kern w:val="0"/>
+                <w:sz w:val="24"/>
+                <w:szCs w:val="24"/>
+                <w:lang w:val="en-US" w:eastAsia="zh-CN" w:bidi="ar"/>
+              </w:rPr>
+              <w:t>失败，返回错误编号</w:t>
+            </w:r>
+          </w:p>
+        </w:tc>
+      </w:tr>
+    </w:tbl>
+    <w:p>
+      <w:pPr>
+        <w:rPr>
+          <w:rFonts w:hint="eastAsia" w:ascii="黑体" w:hAnsi="黑体" w:eastAsia="黑体" w:cs="黑体"/>
+          <w:sz w:val="24"/>
+          <w:szCs w:val="24"/>
+          <w:lang w:val="en-US" w:eastAsia="zh-CN"/>
+        </w:rPr>
+      </w:pPr>
+    </w:p>
+    <w:p>
+      <w:pPr>
+        <w:rPr>
+          <w:rFonts w:hint="eastAsia" w:ascii="黑体" w:hAnsi="黑体" w:eastAsia="黑体" w:cs="黑体"/>
+          <w:sz w:val="24"/>
+          <w:szCs w:val="24"/>
+          <w:lang w:val="en-US" w:eastAsia="zh-CN"/>
+        </w:rPr>
+      </w:pPr>
+    </w:p>
+    <w:p>
+      <w:pPr>
+        <w:pStyle w:val="2"/>
+        <w:bidi w:val="0"/>
+        <w:rPr>
+          <w:rFonts w:hint="eastAsia"/>
+          <w:lang w:val="en-US" w:eastAsia="zh-CN"/>
+        </w:rPr>
+      </w:pPr>
+      <w:r>
+        <w:rPr>
+          <w:rFonts w:hint="eastAsia"/>
+          <w:lang w:val="en-US" w:eastAsia="zh-CN"/>
+        </w:rPr>
+        <w:t>线程退出：</w:t>
+      </w:r>
+    </w:p>
+    <w:p>
+      <w:pPr>
+        <w:pStyle w:val="2"/>
+        <w:numPr>
+          <w:ilvl w:val="0"/>
+          <w:numId w:val="2"/>
+        </w:numPr>
+        <w:bidi w:val="0"/>
+        <w:rPr>
+          <w:rFonts w:hint="eastAsia"/>
+          <w:lang w:val="en-US" w:eastAsia="zh-CN"/>
+        </w:rPr>
+      </w:pPr>
+      <w:r>
+        <w:rPr>
+          <w:rFonts w:hint="eastAsia"/>
+          <w:lang w:val="en-US" w:eastAsia="zh-CN"/>
+        </w:rPr>
+        <w:t>函数中直接return（退出当前线程）  main中return（退出当前进程）</w:t>
+      </w:r>
+    </w:p>
+    <w:p>
+      <w:pPr>
+        <w:pStyle w:val="2"/>
+        <w:numPr>
+          <w:ilvl w:val="0"/>
+          <w:numId w:val="2"/>
+        </w:numPr>
+        <w:bidi w:val="0"/>
+        <w:rPr>
+          <w:rFonts w:hint="default"/>
+          <w:lang w:val="en-US" w:eastAsia="zh-CN"/>
+        </w:rPr>
+      </w:pPr>
+      <w:r>
+        <w:rPr>
+          <w:rFonts w:hint="eastAsia"/>
+          <w:lang w:val="en-US" w:eastAsia="zh-CN"/>
+        </w:rPr>
+        <w:t>在本线程中调用pthread_exit()</w:t>
+      </w:r>
+    </w:p>
+    <w:p>
+      <w:pPr>
+        <w:pStyle w:val="2"/>
+        <w:bidi w:val="0"/>
+        <w:rPr>
+          <w:rFonts w:hint="default"/>
+          <w:lang w:val="en-US" w:eastAsia="zh-CN"/>
+        </w:rPr>
+      </w:pPr>
+      <w:r>
+        <w:rPr>
+          <w:rFonts w:hint="default"/>
+          <w:lang w:val="en-US" w:eastAsia="zh-CN"/>
+        </w:rPr>
+        <w:t>#include &lt;pthread.h&gt;</w:t>
+      </w:r>
+    </w:p>
+    <w:p>
+      <w:pPr>
+        <w:pStyle w:val="2"/>
+        <w:bidi w:val="0"/>
+        <w:rPr>
+          <w:rFonts w:hint="default"/>
+          <w:lang w:val="en-US" w:eastAsia="zh-CN"/>
+        </w:rPr>
+      </w:pPr>
+      <w:r>
+        <w:rPr>
+          <w:rFonts w:hint="default"/>
+          <w:lang w:val="en-US" w:eastAsia="zh-CN"/>
+        </w:rPr>
+        <w:t>void pthread_exit(void *retval);</w:t>
+      </w:r>
+    </w:p>
+    <w:p>
+      <w:pPr>
+        <w:rPr>
+          <w:rFonts w:hint="eastAsia"/>
+          <w:lang w:val="en-US" w:eastAsia="zh-CN"/>
+        </w:rPr>
+      </w:pPr>
+      <w:r>
+        <w:rPr>
+          <w:rFonts w:hint="eastAsia"/>
+          <w:lang w:val="en-US" w:eastAsia="zh-CN"/>
+        </w:rPr>
+        <w:t>入参：void *retval  当前线程函数携带返回值</w:t>
+      </w:r>
+      <w:r>
+        <w:rPr>
+          <w:rFonts w:hint="eastAsia"/>
+          <w:lang w:val="en-US" w:eastAsia="zh-CN"/>
+        </w:rPr>
+        <w:tab/>
+        <w:t>，也可以NULL（返回值是地址）</w:t>
       </w:r>
     </w:p>
     <w:tbl>
@@ -421,7 +1250,7 @@
       </w:tblPr>
       <w:tblGrid>
         <w:gridCol w:w="798"/>
-        <w:gridCol w:w="3195"/>
+        <w:gridCol w:w="2475"/>
       </w:tblGrid>
       <w:tr>
         <w:tblPrEx>
@@ -520,7 +1349,6 @@
             <w:insideH w:val="none" w:color="auto" w:sz="0" w:space="0"/>
             <w:insideV w:val="none" w:color="auto" w:sz="0" w:space="0"/>
           </w:tblBorders>
-          <w:shd w:val="clear"/>
           <w:tblCellMar>
             <w:top w:w="15" w:type="dxa"/>
             <w:left w:w="15" w:type="dxa"/>
@@ -547,7 +1375,7 @@
             </w:pPr>
             <w:r>
               <w:rPr>
-                <w:rStyle w:val="6"/>
+                <w:rStyle w:val="7"/>
                 <w:rFonts w:ascii="宋体" w:hAnsi="宋体" w:eastAsia="宋体" w:cs="宋体"/>
                 <w:kern w:val="0"/>
                 <w:sz w:val="24"/>
@@ -580,11 +1408,131 @@
                 <w:szCs w:val="24"/>
                 <w:lang w:val="en-US" w:eastAsia="zh-CN" w:bidi="ar"/>
               </w:rPr>
-              <w:t>创建线程成功</w:t>
+              <w:t>取消请求发送成功</w:t>
             </w:r>
           </w:p>
         </w:tc>
       </w:tr>
+      <w:tr>
+        <w:tblPrEx>
+          <w:tblBorders>
+            <w:top w:val="none" w:color="auto" w:sz="0" w:space="0"/>
+            <w:left w:val="none" w:color="auto" w:sz="0" w:space="0"/>
+            <w:bottom w:val="none" w:color="auto" w:sz="0" w:space="0"/>
+            <w:right w:val="none" w:color="auto" w:sz="0" w:space="0"/>
+            <w:insideH w:val="none" w:color="auto" w:sz="0" w:space="0"/>
+            <w:insideV w:val="none" w:color="auto" w:sz="0" w:space="0"/>
+          </w:tblBorders>
+          <w:tblCellMar>
+            <w:top w:w="15" w:type="dxa"/>
+            <w:left w:w="15" w:type="dxa"/>
+            <w:bottom w:w="15" w:type="dxa"/>
+            <w:right w:w="15" w:type="dxa"/>
+          </w:tblCellMar>
+        </w:tblPrEx>
+        <w:trPr>
+          <w:tblCellSpacing w:w="15" w:type="dxa"/>
+        </w:trPr>
+        <w:tc>
+          <w:tcPr>
+            <w:tcW w:w="0" w:type="auto"/>
+            <w:shd w:val="clear"/>
+            <w:vAlign w:val="center"/>
+          </w:tcPr>
+          <w:p>
+            <w:pPr>
+              <w:keepNext w:val="0"/>
+              <w:keepLines w:val="0"/>
+              <w:widowControl/>
+              <w:suppressLineNumbers w:val="0"/>
+              <w:jc w:val="left"/>
+            </w:pPr>
+            <w:r>
+              <w:rPr>
+                <w:rFonts w:ascii="宋体" w:hAnsi="宋体" w:eastAsia="宋体" w:cs="宋体"/>
+                <w:kern w:val="0"/>
+                <w:sz w:val="24"/>
+                <w:szCs w:val="24"/>
+                <w:lang w:val="en-US" w:eastAsia="zh-CN" w:bidi="ar"/>
+              </w:rPr>
+              <w:t xml:space="preserve">非 </w:t>
+            </w:r>
+            <w:r>
+              <w:rPr>
+                <w:rStyle w:val="7"/>
+                <w:rFonts w:ascii="宋体" w:hAnsi="宋体" w:eastAsia="宋体" w:cs="宋体"/>
+                <w:kern w:val="0"/>
+                <w:sz w:val="24"/>
+                <w:szCs w:val="24"/>
+                <w:lang w:val="en-US" w:eastAsia="zh-CN" w:bidi="ar"/>
+              </w:rPr>
+              <w:t>0</w:t>
+            </w:r>
+          </w:p>
+        </w:tc>
+        <w:tc>
+          <w:tcPr>
+            <w:tcW w:w="0" w:type="auto"/>
+            <w:shd w:val="clear"/>
+            <w:vAlign w:val="center"/>
+          </w:tcPr>
+          <w:p>
+            <w:pPr>
+              <w:keepNext w:val="0"/>
+              <w:keepLines w:val="0"/>
+              <w:widowControl/>
+              <w:suppressLineNumbers w:val="0"/>
+              <w:jc w:val="left"/>
+            </w:pPr>
+            <w:r>
+              <w:rPr>
+                <w:rFonts w:ascii="宋体" w:hAnsi="宋体" w:eastAsia="宋体" w:cs="宋体"/>
+                <w:kern w:val="0"/>
+                <w:sz w:val="24"/>
+                <w:szCs w:val="24"/>
+                <w:lang w:val="en-US" w:eastAsia="zh-CN" w:bidi="ar"/>
+              </w:rPr>
+              <w:t>发送失败，返回错误码</w:t>
+            </w:r>
+          </w:p>
+        </w:tc>
+      </w:tr>
+    </w:tbl>
+    <w:p>
+      <w:pPr>
+        <w:rPr>
+          <w:rFonts w:hint="eastAsia"/>
+          <w:lang w:val="en-US" w:eastAsia="zh-CN"/>
+        </w:rPr>
+      </w:pPr>
+    </w:p>
+    <w:tbl>
+      <w:tblPr>
+        <w:tblW w:w="0" w:type="auto"/>
+        <w:tblCellSpacing w:w="15" w:type="dxa"/>
+        <w:tblInd w:w="0" w:type="dxa"/>
+        <w:tblBorders>
+          <w:top w:val="none" w:color="auto" w:sz="0" w:space="0"/>
+          <w:left w:val="none" w:color="auto" w:sz="0" w:space="0"/>
+          <w:bottom w:val="none" w:color="auto" w:sz="0" w:space="0"/>
+          <w:right w:val="none" w:color="auto" w:sz="0" w:space="0"/>
+          <w:insideH w:val="none" w:color="auto" w:sz="0" w:space="0"/>
+          <w:insideV w:val="none" w:color="auto" w:sz="0" w:space="0"/>
+        </w:tblBorders>
+        <w:shd w:val="clear"/>
+        <w:tblLayout w:type="autofit"/>
+        <w:tblCellMar>
+          <w:top w:w="15" w:type="dxa"/>
+          <w:left w:w="15" w:type="dxa"/>
+          <w:bottom w:w="15" w:type="dxa"/>
+          <w:right w:w="15" w:type="dxa"/>
+        </w:tblCellMar>
+      </w:tblPr>
+      <w:tblGrid>
+        <w:gridCol w:w="1502"/>
+        <w:gridCol w:w="3100"/>
+        <w:gridCol w:w="3794"/>
+      </w:tblGrid>
       <w:tr>
         <w:tblPrEx>
           <w:tblBorders>
@@ -604,6 +1552,7 @@
           </w:tblCellMar>
         </w:tblPrEx>
         <w:trPr>
+          <w:tblHeader/>
           <w:tblCellSpacing w:w="15" w:type="dxa"/>
         </w:trPr>
         <w:tc>
@@ -618,54 +1567,1023 @@
               <w:keepLines w:val="0"/>
               <w:widowControl/>
               <w:suppressLineNumbers w:val="0"/>
-              <w:jc w:val="left"/>
-            </w:pPr>
-            <w:r>
-              <w:rPr>
-                <w:rFonts w:ascii="宋体" w:hAnsi="宋体" w:eastAsia="宋体" w:cs="宋体"/>
-                <w:kern w:val="0"/>
-                <w:sz w:val="24"/>
-                <w:szCs w:val="24"/>
-                <w:lang w:val="en-US" w:eastAsia="zh-CN" w:bidi="ar"/>
-              </w:rPr>
-              <w:t xml:space="preserve">非 </w:t>
-            </w:r>
-            <w:r>
-              <w:rPr>
-                <w:rStyle w:val="6"/>
-                <w:rFonts w:ascii="宋体" w:hAnsi="宋体" w:eastAsia="宋体" w:cs="宋体"/>
-                <w:kern w:val="0"/>
-                <w:sz w:val="24"/>
-                <w:szCs w:val="24"/>
-                <w:lang w:val="en-US" w:eastAsia="zh-CN" w:bidi="ar"/>
-              </w:rPr>
-              <w:t>0</w:t>
-            </w:r>
-          </w:p>
-        </w:tc>
-        <w:tc>
-          <w:tcPr>
-            <w:tcW w:w="0" w:type="auto"/>
-            <w:shd w:val="clear"/>
-            <w:vAlign w:val="center"/>
-          </w:tcPr>
-          <w:p>
-            <w:pPr>
-              <w:keepNext w:val="0"/>
-              <w:keepLines w:val="0"/>
-              <w:widowControl/>
-              <w:suppressLineNumbers w:val="0"/>
-              <w:jc w:val="left"/>
-            </w:pPr>
-            <w:r>
-              <w:rPr>
-                <w:rFonts w:ascii="宋体" w:hAnsi="宋体" w:eastAsia="宋体" w:cs="宋体"/>
-                <w:kern w:val="0"/>
-                <w:sz w:val="24"/>
-                <w:szCs w:val="24"/>
-                <w:lang w:val="en-US" w:eastAsia="zh-CN" w:bidi="ar"/>
-              </w:rPr>
-              <w:t>创建线程失败，返回错误编号</w:t>
+              <w:jc w:val="center"/>
+              <w:rPr>
+                <w:b/>
+                <w:bCs/>
+              </w:rPr>
+            </w:pPr>
+            <w:r>
+              <w:rPr>
+                <w:rFonts w:ascii="宋体" w:hAnsi="宋体" w:eastAsia="宋体" w:cs="宋体"/>
+                <w:b/>
+                <w:bCs/>
+                <w:kern w:val="0"/>
+                <w:sz w:val="24"/>
+                <w:szCs w:val="24"/>
+                <w:lang w:val="en-US" w:eastAsia="zh-CN" w:bidi="ar"/>
+              </w:rPr>
+              <w:t>对比项</w:t>
+            </w:r>
+          </w:p>
+        </w:tc>
+        <w:tc>
+          <w:tcPr>
+            <w:tcW w:w="0" w:type="auto"/>
+            <w:shd w:val="clear"/>
+            <w:vAlign w:val="center"/>
+          </w:tcPr>
+          <w:p>
+            <w:pPr>
+              <w:keepNext w:val="0"/>
+              <w:keepLines w:val="0"/>
+              <w:widowControl/>
+              <w:suppressLineNumbers w:val="0"/>
+              <w:jc w:val="center"/>
+              <w:rPr>
+                <w:b/>
+                <w:bCs/>
+              </w:rPr>
+            </w:pPr>
+            <w:r>
+              <w:rPr>
+                <w:rStyle w:val="7"/>
+                <w:rFonts w:ascii="宋体" w:hAnsi="宋体" w:eastAsia="宋体" w:cs="宋体"/>
+                <w:b/>
+                <w:bCs/>
+                <w:kern w:val="0"/>
+                <w:sz w:val="24"/>
+                <w:szCs w:val="24"/>
+                <w:lang w:val="en-US" w:eastAsia="zh-CN" w:bidi="ar"/>
+              </w:rPr>
+              <w:t>pthread_exit()</w:t>
+            </w:r>
+          </w:p>
+        </w:tc>
+        <w:tc>
+          <w:tcPr>
+            <w:tcW w:w="0" w:type="auto"/>
+            <w:shd w:val="clear"/>
+            <w:vAlign w:val="center"/>
+          </w:tcPr>
+          <w:p>
+            <w:pPr>
+              <w:keepNext w:val="0"/>
+              <w:keepLines w:val="0"/>
+              <w:widowControl/>
+              <w:suppressLineNumbers w:val="0"/>
+              <w:jc w:val="center"/>
+              <w:rPr>
+                <w:b/>
+                <w:bCs/>
+              </w:rPr>
+            </w:pPr>
+            <w:r>
+              <w:rPr>
+                <w:rStyle w:val="7"/>
+                <w:rFonts w:ascii="宋体" w:hAnsi="宋体" w:eastAsia="宋体" w:cs="宋体"/>
+                <w:b/>
+                <w:bCs/>
+                <w:kern w:val="0"/>
+                <w:sz w:val="24"/>
+                <w:szCs w:val="24"/>
+                <w:lang w:val="en-US" w:eastAsia="zh-CN" w:bidi="ar"/>
+              </w:rPr>
+              <w:t>pthread_join()</w:t>
+            </w:r>
+          </w:p>
+        </w:tc>
+      </w:tr>
+      <w:tr>
+        <w:tblPrEx>
+          <w:tblBorders>
+            <w:top w:val="none" w:color="auto" w:sz="0" w:space="0"/>
+            <w:left w:val="none" w:color="auto" w:sz="0" w:space="0"/>
+            <w:bottom w:val="none" w:color="auto" w:sz="0" w:space="0"/>
+            <w:right w:val="none" w:color="auto" w:sz="0" w:space="0"/>
+            <w:insideH w:val="none" w:color="auto" w:sz="0" w:space="0"/>
+            <w:insideV w:val="none" w:color="auto" w:sz="0" w:space="0"/>
+          </w:tblBorders>
+          <w:tblCellMar>
+            <w:top w:w="15" w:type="dxa"/>
+            <w:left w:w="15" w:type="dxa"/>
+            <w:bottom w:w="15" w:type="dxa"/>
+            <w:right w:w="15" w:type="dxa"/>
+          </w:tblCellMar>
+        </w:tblPrEx>
+        <w:trPr>
+          <w:tblCellSpacing w:w="15" w:type="dxa"/>
+        </w:trPr>
+        <w:tc>
+          <w:tcPr>
+            <w:tcW w:w="0" w:type="auto"/>
+            <w:shd w:val="clear"/>
+            <w:vAlign w:val="center"/>
+          </w:tcPr>
+          <w:p>
+            <w:pPr>
+              <w:keepNext w:val="0"/>
+              <w:keepLines w:val="0"/>
+              <w:widowControl/>
+              <w:suppressLineNumbers w:val="0"/>
+              <w:jc w:val="left"/>
+            </w:pPr>
+            <w:r>
+              <w:rPr>
+                <w:rFonts w:ascii="宋体" w:hAnsi="宋体" w:eastAsia="宋体" w:cs="宋体"/>
+                <w:kern w:val="0"/>
+                <w:sz w:val="24"/>
+                <w:szCs w:val="24"/>
+                <w:lang w:val="en-US" w:eastAsia="zh-CN" w:bidi="ar"/>
+              </w:rPr>
+              <w:t>函数作用</w:t>
+            </w:r>
+          </w:p>
+        </w:tc>
+        <w:tc>
+          <w:tcPr>
+            <w:tcW w:w="0" w:type="auto"/>
+            <w:shd w:val="clear"/>
+            <w:vAlign w:val="center"/>
+          </w:tcPr>
+          <w:p>
+            <w:pPr>
+              <w:keepNext w:val="0"/>
+              <w:keepLines w:val="0"/>
+              <w:widowControl/>
+              <w:suppressLineNumbers w:val="0"/>
+              <w:jc w:val="left"/>
+            </w:pPr>
+            <w:r>
+              <w:rPr>
+                <w:rFonts w:ascii="宋体" w:hAnsi="宋体" w:eastAsia="宋体" w:cs="宋体"/>
+                <w:kern w:val="0"/>
+                <w:sz w:val="24"/>
+                <w:szCs w:val="24"/>
+                <w:lang w:val="en-US" w:eastAsia="zh-CN" w:bidi="ar"/>
+              </w:rPr>
+              <w:t>退出当前线程</w:t>
+            </w:r>
+          </w:p>
+        </w:tc>
+        <w:tc>
+          <w:tcPr>
+            <w:tcW w:w="0" w:type="auto"/>
+            <w:shd w:val="clear"/>
+            <w:vAlign w:val="center"/>
+          </w:tcPr>
+          <w:p>
+            <w:pPr>
+              <w:keepNext w:val="0"/>
+              <w:keepLines w:val="0"/>
+              <w:widowControl/>
+              <w:suppressLineNumbers w:val="0"/>
+              <w:jc w:val="left"/>
+            </w:pPr>
+            <w:r>
+              <w:rPr>
+                <w:rFonts w:ascii="宋体" w:hAnsi="宋体" w:eastAsia="宋体" w:cs="宋体"/>
+                <w:kern w:val="0"/>
+                <w:sz w:val="24"/>
+                <w:szCs w:val="24"/>
+                <w:lang w:val="en-US" w:eastAsia="zh-CN" w:bidi="ar"/>
+              </w:rPr>
+              <w:t>等待指定线程退出</w:t>
+            </w:r>
+          </w:p>
+        </w:tc>
+      </w:tr>
+      <w:tr>
+        <w:tblPrEx>
+          <w:tblBorders>
+            <w:top w:val="none" w:color="auto" w:sz="0" w:space="0"/>
+            <w:left w:val="none" w:color="auto" w:sz="0" w:space="0"/>
+            <w:bottom w:val="none" w:color="auto" w:sz="0" w:space="0"/>
+            <w:right w:val="none" w:color="auto" w:sz="0" w:space="0"/>
+            <w:insideH w:val="none" w:color="auto" w:sz="0" w:space="0"/>
+            <w:insideV w:val="none" w:color="auto" w:sz="0" w:space="0"/>
+          </w:tblBorders>
+          <w:tblCellMar>
+            <w:top w:w="15" w:type="dxa"/>
+            <w:left w:w="15" w:type="dxa"/>
+            <w:bottom w:w="15" w:type="dxa"/>
+            <w:right w:w="15" w:type="dxa"/>
+          </w:tblCellMar>
+        </w:tblPrEx>
+        <w:trPr>
+          <w:tblCellSpacing w:w="15" w:type="dxa"/>
+        </w:trPr>
+        <w:tc>
+          <w:tcPr>
+            <w:tcW w:w="0" w:type="auto"/>
+            <w:shd w:val="clear"/>
+            <w:vAlign w:val="center"/>
+          </w:tcPr>
+          <w:p>
+            <w:pPr>
+              <w:keepNext w:val="0"/>
+              <w:keepLines w:val="0"/>
+              <w:widowControl/>
+              <w:suppressLineNumbers w:val="0"/>
+              <w:jc w:val="left"/>
+            </w:pPr>
+            <w:r>
+              <w:rPr>
+                <w:rFonts w:ascii="宋体" w:hAnsi="宋体" w:eastAsia="宋体" w:cs="宋体"/>
+                <w:kern w:val="0"/>
+                <w:sz w:val="24"/>
+                <w:szCs w:val="24"/>
+                <w:lang w:val="en-US" w:eastAsia="zh-CN" w:bidi="ar"/>
+              </w:rPr>
+              <w:t>操作对象</w:t>
+            </w:r>
+          </w:p>
+        </w:tc>
+        <w:tc>
+          <w:tcPr>
+            <w:tcW w:w="0" w:type="auto"/>
+            <w:shd w:val="clear"/>
+            <w:vAlign w:val="center"/>
+          </w:tcPr>
+          <w:p>
+            <w:pPr>
+              <w:keepNext w:val="0"/>
+              <w:keepLines w:val="0"/>
+              <w:widowControl/>
+              <w:suppressLineNumbers w:val="0"/>
+              <w:jc w:val="left"/>
+            </w:pPr>
+            <w:r>
+              <w:rPr>
+                <w:rFonts w:ascii="宋体" w:hAnsi="宋体" w:eastAsia="宋体" w:cs="宋体"/>
+                <w:kern w:val="0"/>
+                <w:sz w:val="24"/>
+                <w:szCs w:val="24"/>
+                <w:lang w:val="en-US" w:eastAsia="zh-CN" w:bidi="ar"/>
+              </w:rPr>
+              <w:t>调用函数的线程自己</w:t>
+            </w:r>
+          </w:p>
+        </w:tc>
+        <w:tc>
+          <w:tcPr>
+            <w:tcW w:w="0" w:type="auto"/>
+            <w:shd w:val="clear"/>
+            <w:vAlign w:val="center"/>
+          </w:tcPr>
+          <w:p>
+            <w:pPr>
+              <w:keepNext w:val="0"/>
+              <w:keepLines w:val="0"/>
+              <w:widowControl/>
+              <w:suppressLineNumbers w:val="0"/>
+              <w:jc w:val="left"/>
+            </w:pPr>
+            <w:r>
+              <w:rPr>
+                <w:rFonts w:ascii="宋体" w:hAnsi="宋体" w:eastAsia="宋体" w:cs="宋体"/>
+                <w:kern w:val="0"/>
+                <w:sz w:val="24"/>
+                <w:szCs w:val="24"/>
+                <w:lang w:val="en-US" w:eastAsia="zh-CN" w:bidi="ar"/>
+              </w:rPr>
+              <w:t>参数指定的其他线程</w:t>
+            </w:r>
+          </w:p>
+        </w:tc>
+      </w:tr>
+      <w:tr>
+        <w:tblPrEx>
+          <w:tblBorders>
+            <w:top w:val="none" w:color="auto" w:sz="0" w:space="0"/>
+            <w:left w:val="none" w:color="auto" w:sz="0" w:space="0"/>
+            <w:bottom w:val="none" w:color="auto" w:sz="0" w:space="0"/>
+            <w:right w:val="none" w:color="auto" w:sz="0" w:space="0"/>
+            <w:insideH w:val="none" w:color="auto" w:sz="0" w:space="0"/>
+            <w:insideV w:val="none" w:color="auto" w:sz="0" w:space="0"/>
+          </w:tblBorders>
+          <w:tblCellMar>
+            <w:top w:w="15" w:type="dxa"/>
+            <w:left w:w="15" w:type="dxa"/>
+            <w:bottom w:w="15" w:type="dxa"/>
+            <w:right w:w="15" w:type="dxa"/>
+          </w:tblCellMar>
+        </w:tblPrEx>
+        <w:trPr>
+          <w:tblCellSpacing w:w="15" w:type="dxa"/>
+        </w:trPr>
+        <w:tc>
+          <w:tcPr>
+            <w:tcW w:w="0" w:type="auto"/>
+            <w:shd w:val="clear"/>
+            <w:vAlign w:val="center"/>
+          </w:tcPr>
+          <w:p>
+            <w:pPr>
+              <w:keepNext w:val="0"/>
+              <w:keepLines w:val="0"/>
+              <w:widowControl/>
+              <w:suppressLineNumbers w:val="0"/>
+              <w:jc w:val="left"/>
+            </w:pPr>
+            <w:r>
+              <w:rPr>
+                <w:rFonts w:ascii="宋体" w:hAnsi="宋体" w:eastAsia="宋体" w:cs="宋体"/>
+                <w:kern w:val="0"/>
+                <w:sz w:val="24"/>
+                <w:szCs w:val="24"/>
+                <w:lang w:val="en-US" w:eastAsia="zh-CN" w:bidi="ar"/>
+              </w:rPr>
+              <w:t>调用者</w:t>
+            </w:r>
+          </w:p>
+        </w:tc>
+        <w:tc>
+          <w:tcPr>
+            <w:tcW w:w="0" w:type="auto"/>
+            <w:shd w:val="clear"/>
+            <w:vAlign w:val="center"/>
+          </w:tcPr>
+          <w:p>
+            <w:pPr>
+              <w:keepNext w:val="0"/>
+              <w:keepLines w:val="0"/>
+              <w:widowControl/>
+              <w:suppressLineNumbers w:val="0"/>
+              <w:jc w:val="left"/>
+            </w:pPr>
+            <w:r>
+              <w:rPr>
+                <w:rFonts w:ascii="宋体" w:hAnsi="宋体" w:eastAsia="宋体" w:cs="宋体"/>
+                <w:kern w:val="0"/>
+                <w:sz w:val="24"/>
+                <w:szCs w:val="24"/>
+                <w:lang w:val="en-US" w:eastAsia="zh-CN" w:bidi="ar"/>
+              </w:rPr>
+              <w:t>准备结束的线程</w:t>
+            </w:r>
+          </w:p>
+        </w:tc>
+        <w:tc>
+          <w:tcPr>
+            <w:tcW w:w="0" w:type="auto"/>
+            <w:shd w:val="clear"/>
+            <w:vAlign w:val="center"/>
+          </w:tcPr>
+          <w:p>
+            <w:pPr>
+              <w:keepNext w:val="0"/>
+              <w:keepLines w:val="0"/>
+              <w:widowControl/>
+              <w:suppressLineNumbers w:val="0"/>
+              <w:jc w:val="left"/>
+            </w:pPr>
+            <w:r>
+              <w:rPr>
+                <w:rFonts w:ascii="宋体" w:hAnsi="宋体" w:eastAsia="宋体" w:cs="宋体"/>
+                <w:kern w:val="0"/>
+                <w:sz w:val="24"/>
+                <w:szCs w:val="24"/>
+                <w:lang w:val="en-US" w:eastAsia="zh-CN" w:bidi="ar"/>
+              </w:rPr>
+              <w:t>通常是主线程或管理线程</w:t>
+            </w:r>
+          </w:p>
+        </w:tc>
+      </w:tr>
+      <w:tr>
+        <w:tblPrEx>
+          <w:tblBorders>
+            <w:top w:val="none" w:color="auto" w:sz="0" w:space="0"/>
+            <w:left w:val="none" w:color="auto" w:sz="0" w:space="0"/>
+            <w:bottom w:val="none" w:color="auto" w:sz="0" w:space="0"/>
+            <w:right w:val="none" w:color="auto" w:sz="0" w:space="0"/>
+            <w:insideH w:val="none" w:color="auto" w:sz="0" w:space="0"/>
+            <w:insideV w:val="none" w:color="auto" w:sz="0" w:space="0"/>
+          </w:tblBorders>
+          <w:tblCellMar>
+            <w:top w:w="15" w:type="dxa"/>
+            <w:left w:w="15" w:type="dxa"/>
+            <w:bottom w:w="15" w:type="dxa"/>
+            <w:right w:w="15" w:type="dxa"/>
+          </w:tblCellMar>
+        </w:tblPrEx>
+        <w:trPr>
+          <w:tblCellSpacing w:w="15" w:type="dxa"/>
+        </w:trPr>
+        <w:tc>
+          <w:tcPr>
+            <w:tcW w:w="0" w:type="auto"/>
+            <w:shd w:val="clear"/>
+            <w:vAlign w:val="center"/>
+          </w:tcPr>
+          <w:p>
+            <w:pPr>
+              <w:keepNext w:val="0"/>
+              <w:keepLines w:val="0"/>
+              <w:widowControl/>
+              <w:suppressLineNumbers w:val="0"/>
+              <w:jc w:val="left"/>
+            </w:pPr>
+            <w:r>
+              <w:rPr>
+                <w:rFonts w:ascii="宋体" w:hAnsi="宋体" w:eastAsia="宋体" w:cs="宋体"/>
+                <w:kern w:val="0"/>
+                <w:sz w:val="24"/>
+                <w:szCs w:val="24"/>
+                <w:lang w:val="en-US" w:eastAsia="zh-CN" w:bidi="ar"/>
+              </w:rPr>
+              <w:t>是否结束调用者</w:t>
+            </w:r>
+          </w:p>
+        </w:tc>
+        <w:tc>
+          <w:tcPr>
+            <w:tcW w:w="0" w:type="auto"/>
+            <w:shd w:val="clear"/>
+            <w:vAlign w:val="center"/>
+          </w:tcPr>
+          <w:p>
+            <w:pPr>
+              <w:keepNext w:val="0"/>
+              <w:keepLines w:val="0"/>
+              <w:widowControl/>
+              <w:suppressLineNumbers w:val="0"/>
+              <w:jc w:val="left"/>
+            </w:pPr>
+            <w:r>
+              <w:rPr>
+                <w:rFonts w:ascii="宋体" w:hAnsi="宋体" w:eastAsia="宋体" w:cs="宋体"/>
+                <w:kern w:val="0"/>
+                <w:sz w:val="24"/>
+                <w:szCs w:val="24"/>
+                <w:lang w:val="en-US" w:eastAsia="zh-CN" w:bidi="ar"/>
+              </w:rPr>
+              <w:t>会</w:t>
+            </w:r>
+          </w:p>
+        </w:tc>
+        <w:tc>
+          <w:tcPr>
+            <w:tcW w:w="0" w:type="auto"/>
+            <w:shd w:val="clear"/>
+            <w:vAlign w:val="center"/>
+          </w:tcPr>
+          <w:p>
+            <w:pPr>
+              <w:keepNext w:val="0"/>
+              <w:keepLines w:val="0"/>
+              <w:widowControl/>
+              <w:suppressLineNumbers w:val="0"/>
+              <w:jc w:val="left"/>
+            </w:pPr>
+            <w:r>
+              <w:rPr>
+                <w:rFonts w:ascii="宋体" w:hAnsi="宋体" w:eastAsia="宋体" w:cs="宋体"/>
+                <w:kern w:val="0"/>
+                <w:sz w:val="24"/>
+                <w:szCs w:val="24"/>
+                <w:lang w:val="en-US" w:eastAsia="zh-CN" w:bidi="ar"/>
+              </w:rPr>
+              <w:t>不会</w:t>
+            </w:r>
+          </w:p>
+        </w:tc>
+      </w:tr>
+      <w:tr>
+        <w:tblPrEx>
+          <w:tblBorders>
+            <w:top w:val="none" w:color="auto" w:sz="0" w:space="0"/>
+            <w:left w:val="none" w:color="auto" w:sz="0" w:space="0"/>
+            <w:bottom w:val="none" w:color="auto" w:sz="0" w:space="0"/>
+            <w:right w:val="none" w:color="auto" w:sz="0" w:space="0"/>
+            <w:insideH w:val="none" w:color="auto" w:sz="0" w:space="0"/>
+            <w:insideV w:val="none" w:color="auto" w:sz="0" w:space="0"/>
+          </w:tblBorders>
+          <w:tblCellMar>
+            <w:top w:w="15" w:type="dxa"/>
+            <w:left w:w="15" w:type="dxa"/>
+            <w:bottom w:w="15" w:type="dxa"/>
+            <w:right w:w="15" w:type="dxa"/>
+          </w:tblCellMar>
+        </w:tblPrEx>
+        <w:trPr>
+          <w:tblCellSpacing w:w="15" w:type="dxa"/>
+        </w:trPr>
+        <w:tc>
+          <w:tcPr>
+            <w:tcW w:w="0" w:type="auto"/>
+            <w:shd w:val="clear"/>
+            <w:vAlign w:val="center"/>
+          </w:tcPr>
+          <w:p>
+            <w:pPr>
+              <w:keepNext w:val="0"/>
+              <w:keepLines w:val="0"/>
+              <w:widowControl/>
+              <w:suppressLineNumbers w:val="0"/>
+              <w:jc w:val="left"/>
+            </w:pPr>
+            <w:r>
+              <w:rPr>
+                <w:rFonts w:ascii="宋体" w:hAnsi="宋体" w:eastAsia="宋体" w:cs="宋体"/>
+                <w:kern w:val="0"/>
+                <w:sz w:val="24"/>
+                <w:szCs w:val="24"/>
+                <w:lang w:val="en-US" w:eastAsia="zh-CN" w:bidi="ar"/>
+              </w:rPr>
+              <w:t>是否会阻塞</w:t>
+            </w:r>
+          </w:p>
+        </w:tc>
+        <w:tc>
+          <w:tcPr>
+            <w:tcW w:w="0" w:type="auto"/>
+            <w:shd w:val="clear"/>
+            <w:vAlign w:val="center"/>
+          </w:tcPr>
+          <w:p>
+            <w:pPr>
+              <w:keepNext w:val="0"/>
+              <w:keepLines w:val="0"/>
+              <w:widowControl/>
+              <w:suppressLineNumbers w:val="0"/>
+              <w:jc w:val="left"/>
+            </w:pPr>
+            <w:r>
+              <w:rPr>
+                <w:rFonts w:ascii="宋体" w:hAnsi="宋体" w:eastAsia="宋体" w:cs="宋体"/>
+                <w:kern w:val="0"/>
+                <w:sz w:val="24"/>
+                <w:szCs w:val="24"/>
+                <w:lang w:val="en-US" w:eastAsia="zh-CN" w:bidi="ar"/>
+              </w:rPr>
+              <w:t>不存在返回过程，调用后线程结束</w:t>
+            </w:r>
+          </w:p>
+        </w:tc>
+        <w:tc>
+          <w:tcPr>
+            <w:tcW w:w="0" w:type="auto"/>
+            <w:shd w:val="clear"/>
+            <w:vAlign w:val="center"/>
+          </w:tcPr>
+          <w:p>
+            <w:pPr>
+              <w:keepNext w:val="0"/>
+              <w:keepLines w:val="0"/>
+              <w:widowControl/>
+              <w:suppressLineNumbers w:val="0"/>
+              <w:jc w:val="left"/>
+            </w:pPr>
+            <w:r>
+              <w:rPr>
+                <w:rFonts w:ascii="宋体" w:hAnsi="宋体" w:eastAsia="宋体" w:cs="宋体"/>
+                <w:kern w:val="0"/>
+                <w:sz w:val="24"/>
+                <w:szCs w:val="24"/>
+                <w:lang w:val="en-US" w:eastAsia="zh-CN" w:bidi="ar"/>
+              </w:rPr>
+              <w:t>目标线程未结束时会阻塞等待</w:t>
+            </w:r>
+          </w:p>
+        </w:tc>
+      </w:tr>
+      <w:tr>
+        <w:tblPrEx>
+          <w:tblBorders>
+            <w:top w:val="none" w:color="auto" w:sz="0" w:space="0"/>
+            <w:left w:val="none" w:color="auto" w:sz="0" w:space="0"/>
+            <w:bottom w:val="none" w:color="auto" w:sz="0" w:space="0"/>
+            <w:right w:val="none" w:color="auto" w:sz="0" w:space="0"/>
+            <w:insideH w:val="none" w:color="auto" w:sz="0" w:space="0"/>
+            <w:insideV w:val="none" w:color="auto" w:sz="0" w:space="0"/>
+          </w:tblBorders>
+          <w:tblCellMar>
+            <w:top w:w="15" w:type="dxa"/>
+            <w:left w:w="15" w:type="dxa"/>
+            <w:bottom w:w="15" w:type="dxa"/>
+            <w:right w:w="15" w:type="dxa"/>
+          </w:tblCellMar>
+        </w:tblPrEx>
+        <w:trPr>
+          <w:tblCellSpacing w:w="15" w:type="dxa"/>
+        </w:trPr>
+        <w:tc>
+          <w:tcPr>
+            <w:tcW w:w="0" w:type="auto"/>
+            <w:shd w:val="clear"/>
+            <w:vAlign w:val="center"/>
+          </w:tcPr>
+          <w:p>
+            <w:pPr>
+              <w:keepNext w:val="0"/>
+              <w:keepLines w:val="0"/>
+              <w:widowControl/>
+              <w:suppressLineNumbers w:val="0"/>
+              <w:jc w:val="left"/>
+            </w:pPr>
+            <w:r>
+              <w:rPr>
+                <w:rFonts w:ascii="宋体" w:hAnsi="宋体" w:eastAsia="宋体" w:cs="宋体"/>
+                <w:kern w:val="0"/>
+                <w:sz w:val="24"/>
+                <w:szCs w:val="24"/>
+                <w:lang w:val="en-US" w:eastAsia="zh-CN" w:bidi="ar"/>
+              </w:rPr>
+              <w:t>是否回收线程资源</w:t>
+            </w:r>
+          </w:p>
+        </w:tc>
+        <w:tc>
+          <w:tcPr>
+            <w:tcW w:w="0" w:type="auto"/>
+            <w:shd w:val="clear"/>
+            <w:vAlign w:val="center"/>
+          </w:tcPr>
+          <w:p>
+            <w:pPr>
+              <w:keepNext w:val="0"/>
+              <w:keepLines w:val="0"/>
+              <w:widowControl/>
+              <w:suppressLineNumbers w:val="0"/>
+              <w:jc w:val="left"/>
+            </w:pPr>
+            <w:r>
+              <w:rPr>
+                <w:rFonts w:ascii="宋体" w:hAnsi="宋体" w:eastAsia="宋体" w:cs="宋体"/>
+                <w:kern w:val="0"/>
+                <w:sz w:val="24"/>
+                <w:szCs w:val="24"/>
+                <w:lang w:val="en-US" w:eastAsia="zh-CN" w:bidi="ar"/>
+              </w:rPr>
+              <w:t>不负责回收</w:t>
+            </w:r>
+          </w:p>
+        </w:tc>
+        <w:tc>
+          <w:tcPr>
+            <w:tcW w:w="0" w:type="auto"/>
+            <w:shd w:val="clear"/>
+            <w:vAlign w:val="center"/>
+          </w:tcPr>
+          <w:p>
+            <w:pPr>
+              <w:keepNext w:val="0"/>
+              <w:keepLines w:val="0"/>
+              <w:widowControl/>
+              <w:suppressLineNumbers w:val="0"/>
+              <w:jc w:val="left"/>
+            </w:pPr>
+            <w:r>
+              <w:rPr>
+                <w:rFonts w:ascii="宋体" w:hAnsi="宋体" w:eastAsia="宋体" w:cs="宋体"/>
+                <w:kern w:val="0"/>
+                <w:sz w:val="24"/>
+                <w:szCs w:val="24"/>
+                <w:lang w:val="en-US" w:eastAsia="zh-CN" w:bidi="ar"/>
+              </w:rPr>
+              <w:t>负责回收目标线程资源</w:t>
+            </w:r>
+          </w:p>
+        </w:tc>
+      </w:tr>
+      <w:tr>
+        <w:tblPrEx>
+          <w:tblBorders>
+            <w:top w:val="none" w:color="auto" w:sz="0" w:space="0"/>
+            <w:left w:val="none" w:color="auto" w:sz="0" w:space="0"/>
+            <w:bottom w:val="none" w:color="auto" w:sz="0" w:space="0"/>
+            <w:right w:val="none" w:color="auto" w:sz="0" w:space="0"/>
+            <w:insideH w:val="none" w:color="auto" w:sz="0" w:space="0"/>
+            <w:insideV w:val="none" w:color="auto" w:sz="0" w:space="0"/>
+          </w:tblBorders>
+          <w:tblCellMar>
+            <w:top w:w="15" w:type="dxa"/>
+            <w:left w:w="15" w:type="dxa"/>
+            <w:bottom w:w="15" w:type="dxa"/>
+            <w:right w:w="15" w:type="dxa"/>
+          </w:tblCellMar>
+        </w:tblPrEx>
+        <w:trPr>
+          <w:tblCellSpacing w:w="15" w:type="dxa"/>
+        </w:trPr>
+        <w:tc>
+          <w:tcPr>
+            <w:tcW w:w="0" w:type="auto"/>
+            <w:shd w:val="clear"/>
+            <w:vAlign w:val="center"/>
+          </w:tcPr>
+          <w:p>
+            <w:pPr>
+              <w:keepNext w:val="0"/>
+              <w:keepLines w:val="0"/>
+              <w:widowControl/>
+              <w:suppressLineNumbers w:val="0"/>
+              <w:jc w:val="left"/>
+            </w:pPr>
+            <w:r>
+              <w:rPr>
+                <w:rFonts w:ascii="宋体" w:hAnsi="宋体" w:eastAsia="宋体" w:cs="宋体"/>
+                <w:kern w:val="0"/>
+                <w:sz w:val="24"/>
+                <w:szCs w:val="24"/>
+                <w:lang w:val="en-US" w:eastAsia="zh-CN" w:bidi="ar"/>
+              </w:rPr>
+              <w:t>返回值处理</w:t>
+            </w:r>
+          </w:p>
+        </w:tc>
+        <w:tc>
+          <w:tcPr>
+            <w:tcW w:w="0" w:type="auto"/>
+            <w:shd w:val="clear"/>
+            <w:vAlign w:val="center"/>
+          </w:tcPr>
+          <w:p>
+            <w:pPr>
+              <w:keepNext w:val="0"/>
+              <w:keepLines w:val="0"/>
+              <w:widowControl/>
+              <w:suppressLineNumbers w:val="0"/>
+              <w:jc w:val="left"/>
+            </w:pPr>
+            <w:r>
+              <w:rPr>
+                <w:rFonts w:ascii="宋体" w:hAnsi="宋体" w:eastAsia="宋体" w:cs="宋体"/>
+                <w:kern w:val="0"/>
+                <w:sz w:val="24"/>
+                <w:szCs w:val="24"/>
+                <w:lang w:val="en-US" w:eastAsia="zh-CN" w:bidi="ar"/>
+              </w:rPr>
+              <w:t>提供线程退出结果</w:t>
+            </w:r>
+          </w:p>
+        </w:tc>
+        <w:tc>
+          <w:tcPr>
+            <w:tcW w:w="0" w:type="auto"/>
+            <w:shd w:val="clear"/>
+            <w:vAlign w:val="center"/>
+          </w:tcPr>
+          <w:p>
+            <w:pPr>
+              <w:keepNext w:val="0"/>
+              <w:keepLines w:val="0"/>
+              <w:widowControl/>
+              <w:suppressLineNumbers w:val="0"/>
+              <w:jc w:val="left"/>
+            </w:pPr>
+            <w:r>
+              <w:rPr>
+                <w:rFonts w:ascii="宋体" w:hAnsi="宋体" w:eastAsia="宋体" w:cs="宋体"/>
+                <w:kern w:val="0"/>
+                <w:sz w:val="24"/>
+                <w:szCs w:val="24"/>
+                <w:lang w:val="en-US" w:eastAsia="zh-CN" w:bidi="ar"/>
+              </w:rPr>
+              <w:t>接收线程退出结果</w:t>
+            </w:r>
+          </w:p>
+        </w:tc>
+      </w:tr>
+      <w:tr>
+        <w:tblPrEx>
+          <w:tblBorders>
+            <w:top w:val="none" w:color="auto" w:sz="0" w:space="0"/>
+            <w:left w:val="none" w:color="auto" w:sz="0" w:space="0"/>
+            <w:bottom w:val="none" w:color="auto" w:sz="0" w:space="0"/>
+            <w:right w:val="none" w:color="auto" w:sz="0" w:space="0"/>
+            <w:insideH w:val="none" w:color="auto" w:sz="0" w:space="0"/>
+            <w:insideV w:val="none" w:color="auto" w:sz="0" w:space="0"/>
+          </w:tblBorders>
+          <w:tblCellMar>
+            <w:top w:w="15" w:type="dxa"/>
+            <w:left w:w="15" w:type="dxa"/>
+            <w:bottom w:w="15" w:type="dxa"/>
+            <w:right w:w="15" w:type="dxa"/>
+          </w:tblCellMar>
+        </w:tblPrEx>
+        <w:trPr>
+          <w:tblCellSpacing w:w="15" w:type="dxa"/>
+        </w:trPr>
+        <w:tc>
+          <w:tcPr>
+            <w:tcW w:w="0" w:type="auto"/>
+            <w:shd w:val="clear"/>
+            <w:vAlign w:val="center"/>
+          </w:tcPr>
+          <w:p>
+            <w:pPr>
+              <w:keepNext w:val="0"/>
+              <w:keepLines w:val="0"/>
+              <w:widowControl/>
+              <w:suppressLineNumbers w:val="0"/>
+              <w:jc w:val="left"/>
+            </w:pPr>
+            <w:r>
+              <w:rPr>
+                <w:rFonts w:ascii="宋体" w:hAnsi="宋体" w:eastAsia="宋体" w:cs="宋体"/>
+                <w:kern w:val="0"/>
+                <w:sz w:val="24"/>
+                <w:szCs w:val="24"/>
+                <w:lang w:val="en-US" w:eastAsia="zh-CN" w:bidi="ar"/>
+              </w:rPr>
+              <w:t>核心参数</w:t>
+            </w:r>
+          </w:p>
+        </w:tc>
+        <w:tc>
+          <w:tcPr>
+            <w:tcW w:w="0" w:type="auto"/>
+            <w:shd w:val="clear"/>
+            <w:vAlign w:val="center"/>
+          </w:tcPr>
+          <w:p>
+            <w:pPr>
+              <w:keepNext w:val="0"/>
+              <w:keepLines w:val="0"/>
+              <w:widowControl/>
+              <w:suppressLineNumbers w:val="0"/>
+              <w:jc w:val="left"/>
+            </w:pPr>
+            <w:r>
+              <w:rPr>
+                <w:rStyle w:val="7"/>
+                <w:rFonts w:ascii="宋体" w:hAnsi="宋体" w:eastAsia="宋体" w:cs="宋体"/>
+                <w:kern w:val="0"/>
+                <w:sz w:val="24"/>
+                <w:szCs w:val="24"/>
+                <w:lang w:val="en-US" w:eastAsia="zh-CN" w:bidi="ar"/>
+              </w:rPr>
+              <w:t>retval</w:t>
+            </w:r>
+            <w:r>
+              <w:rPr>
+                <w:rFonts w:ascii="宋体" w:hAnsi="宋体" w:eastAsia="宋体" w:cs="宋体"/>
+                <w:kern w:val="0"/>
+                <w:sz w:val="24"/>
+                <w:szCs w:val="24"/>
+                <w:lang w:val="en-US" w:eastAsia="zh-CN" w:bidi="ar"/>
+              </w:rPr>
+              <w:t>：要传出去的数据地址</w:t>
+            </w:r>
+          </w:p>
+        </w:tc>
+        <w:tc>
+          <w:tcPr>
+            <w:tcW w:w="0" w:type="auto"/>
+            <w:shd w:val="clear"/>
+            <w:vAlign w:val="center"/>
+          </w:tcPr>
+          <w:p>
+            <w:pPr>
+              <w:keepNext w:val="0"/>
+              <w:keepLines w:val="0"/>
+              <w:widowControl/>
+              <w:suppressLineNumbers w:val="0"/>
+              <w:jc w:val="left"/>
+            </w:pPr>
+            <w:r>
+              <w:rPr>
+                <w:rStyle w:val="7"/>
+                <w:rFonts w:ascii="宋体" w:hAnsi="宋体" w:eastAsia="宋体" w:cs="宋体"/>
+                <w:kern w:val="0"/>
+                <w:sz w:val="24"/>
+                <w:szCs w:val="24"/>
+                <w:lang w:val="en-US" w:eastAsia="zh-CN" w:bidi="ar"/>
+              </w:rPr>
+              <w:t>thread</w:t>
+            </w:r>
+            <w:r>
+              <w:rPr>
+                <w:rFonts w:ascii="宋体" w:hAnsi="宋体" w:eastAsia="宋体" w:cs="宋体"/>
+                <w:kern w:val="0"/>
+                <w:sz w:val="24"/>
+                <w:szCs w:val="24"/>
+                <w:lang w:val="en-US" w:eastAsia="zh-CN" w:bidi="ar"/>
+              </w:rPr>
+              <w:t>：目标线程；</w:t>
+            </w:r>
+            <w:r>
+              <w:rPr>
+                <w:rStyle w:val="7"/>
+                <w:rFonts w:ascii="宋体" w:hAnsi="宋体" w:eastAsia="宋体" w:cs="宋体"/>
+                <w:kern w:val="0"/>
+                <w:sz w:val="24"/>
+                <w:szCs w:val="24"/>
+                <w:lang w:val="en-US" w:eastAsia="zh-CN" w:bidi="ar"/>
+              </w:rPr>
+              <w:t>retval</w:t>
+            </w:r>
+            <w:r>
+              <w:rPr>
+                <w:rFonts w:ascii="宋体" w:hAnsi="宋体" w:eastAsia="宋体" w:cs="宋体"/>
+                <w:kern w:val="0"/>
+                <w:sz w:val="24"/>
+                <w:szCs w:val="24"/>
+                <w:lang w:val="en-US" w:eastAsia="zh-CN" w:bidi="ar"/>
+              </w:rPr>
+              <w:t>：用于接收结果</w:t>
+            </w:r>
+          </w:p>
+        </w:tc>
+      </w:tr>
+      <w:tr>
+        <w:tblPrEx>
+          <w:tblBorders>
+            <w:top w:val="none" w:color="auto" w:sz="0" w:space="0"/>
+            <w:left w:val="none" w:color="auto" w:sz="0" w:space="0"/>
+            <w:bottom w:val="none" w:color="auto" w:sz="0" w:space="0"/>
+            <w:right w:val="none" w:color="auto" w:sz="0" w:space="0"/>
+            <w:insideH w:val="none" w:color="auto" w:sz="0" w:space="0"/>
+            <w:insideV w:val="none" w:color="auto" w:sz="0" w:space="0"/>
+          </w:tblBorders>
+          <w:tblCellMar>
+            <w:top w:w="15" w:type="dxa"/>
+            <w:left w:w="15" w:type="dxa"/>
+            <w:bottom w:w="15" w:type="dxa"/>
+            <w:right w:w="15" w:type="dxa"/>
+          </w:tblCellMar>
+        </w:tblPrEx>
+        <w:trPr>
+          <w:tblCellSpacing w:w="15" w:type="dxa"/>
+        </w:trPr>
+        <w:tc>
+          <w:tcPr>
+            <w:tcW w:w="0" w:type="auto"/>
+            <w:shd w:val="clear"/>
+            <w:vAlign w:val="center"/>
+          </w:tcPr>
+          <w:p>
+            <w:pPr>
+              <w:keepNext w:val="0"/>
+              <w:keepLines w:val="0"/>
+              <w:widowControl/>
+              <w:suppressLineNumbers w:val="0"/>
+              <w:jc w:val="left"/>
+            </w:pPr>
+            <w:r>
+              <w:rPr>
+                <w:rFonts w:ascii="宋体" w:hAnsi="宋体" w:eastAsia="宋体" w:cs="宋体"/>
+                <w:kern w:val="0"/>
+                <w:sz w:val="24"/>
+                <w:szCs w:val="24"/>
+                <w:lang w:val="en-US" w:eastAsia="zh-CN" w:bidi="ar"/>
+              </w:rPr>
+              <w:t>类似含义</w:t>
+            </w:r>
+          </w:p>
+        </w:tc>
+        <w:tc>
+          <w:tcPr>
+            <w:tcW w:w="0" w:type="auto"/>
+            <w:shd w:val="clear"/>
+            <w:vAlign w:val="center"/>
+          </w:tcPr>
+          <w:p>
+            <w:pPr>
+              <w:keepNext w:val="0"/>
+              <w:keepLines w:val="0"/>
+              <w:widowControl/>
+              <w:suppressLineNumbers w:val="0"/>
+              <w:jc w:val="left"/>
+            </w:pPr>
+            <w:r>
+              <w:rPr>
+                <w:rFonts w:ascii="宋体" w:hAnsi="宋体" w:eastAsia="宋体" w:cs="宋体"/>
+                <w:kern w:val="0"/>
+                <w:sz w:val="24"/>
+                <w:szCs w:val="24"/>
+                <w:lang w:val="en-US" w:eastAsia="zh-CN" w:bidi="ar"/>
+              </w:rPr>
+              <w:t>“我退出了，这是我的结果”</w:t>
+            </w:r>
+          </w:p>
+        </w:tc>
+        <w:tc>
+          <w:tcPr>
+            <w:tcW w:w="0" w:type="auto"/>
+            <w:shd w:val="clear"/>
+            <w:vAlign w:val="center"/>
+          </w:tcPr>
+          <w:p>
+            <w:pPr>
+              <w:keepNext w:val="0"/>
+              <w:keepLines w:val="0"/>
+              <w:widowControl/>
+              <w:suppressLineNumbers w:val="0"/>
+              <w:jc w:val="left"/>
+            </w:pPr>
+            <w:r>
+              <w:rPr>
+                <w:rFonts w:ascii="宋体" w:hAnsi="宋体" w:eastAsia="宋体" w:cs="宋体"/>
+                <w:kern w:val="0"/>
+                <w:sz w:val="24"/>
+                <w:szCs w:val="24"/>
+                <w:lang w:val="en-US" w:eastAsia="zh-CN" w:bidi="ar"/>
+              </w:rPr>
+              <w:t>“我等你退出，并接收你的结果”</w:t>
             </w:r>
           </w:p>
         </w:tc>
@@ -673,20 +2591,70 @@
     </w:tbl>
     <w:p>
       <w:pPr>
-        <w:keepNext w:val="0"/>
-        <w:keepLines w:val="0"/>
-        <w:widowControl/>
+        <w:rPr>
+          <w:rFonts w:hint="default"/>
+          <w:lang w:val="en-US" w:eastAsia="zh-CN"/>
+        </w:rPr>
+      </w:pPr>
+    </w:p>
+    <w:p>
+      <w:pPr>
+        <w:rPr>
+          <w:rFonts w:hint="default"/>
+          <w:lang w:val="en-US" w:eastAsia="zh-CN"/>
+        </w:rPr>
+      </w:pPr>
+    </w:p>
+    <w:p>
+      <w:pPr>
+        <w:pStyle w:val="2"/>
+        <w:numPr>
+          <w:ilvl w:val="0"/>
+          <w:numId w:val="2"/>
+        </w:numPr>
+        <w:bidi w:val="0"/>
+        <w:ind w:left="0" w:leftChars="0" w:firstLine="0" w:firstLineChars="0"/>
+        <w:rPr>
+          <w:rStyle w:val="9"/>
+          <w:b/>
+        </w:rPr>
+      </w:pPr>
+      <w:r>
+        <w:rPr>
+          <w:rFonts w:hint="eastAsia"/>
+        </w:rPr>
+        <w:t>pthread_</w:t>
+      </w:r>
+      <w:r>
+        <w:rPr>
+          <w:rFonts w:hint="eastAsia"/>
+          <w:lang w:val="en-US" w:eastAsia="zh-CN"/>
+        </w:rPr>
+        <w:t>cancel</w:t>
+      </w:r>
+      <w:r>
+        <w:rPr>
+          <w:rFonts w:hint="eastAsia"/>
+        </w:rPr>
+        <w:t>()</w:t>
+      </w:r>
+      <w:r>
+        <w:rPr>
+          <w:rStyle w:val="9"/>
+          <w:b/>
+        </w:rPr>
+        <w:t>请求取消指定线程</w:t>
+      </w:r>
+    </w:p>
+    <w:p>
+      <w:pPr>
+        <w:widowControl w:val="0"/>
         <w:numPr>
           <w:numId w:val="0"/>
         </w:numPr>
-        <w:suppressLineNumbers w:val="0"/>
-        <w:tabs>
-          <w:tab w:val="left" w:pos="720"/>
-        </w:tabs>
-        <w:spacing w:before="0" w:beforeAutospacing="1" w:after="0" w:afterAutospacing="1"/>
         <w:jc w:val="both"/>
         <w:rPr>
-          <w:rFonts w:hint="default"/>
+          <w:rFonts w:hint="eastAsia"/>
           <w:lang w:val="en-US" w:eastAsia="zh-CN"/>
         </w:rPr>
       </w:pPr>
@@ -696,16 +2664,16 @@
         <w:pStyle w:val="2"/>
         <w:bidi w:val="0"/>
         <w:rPr>
-          <w:rFonts w:hint="default"/>
-          <w:lang w:val="en-US" w:eastAsia="zh-CN"/>
-        </w:rPr>
-      </w:pPr>
-      <w:r>
-        <w:rPr>
-          <w:rFonts w:hint="eastAsia"/>
-          <w:lang w:val="en-US" w:eastAsia="zh-CN"/>
-        </w:rPr>
-        <w:t>线程回收</w:t>
+          <w:rFonts w:hint="eastAsia"/>
+          <w:lang w:val="en-US" w:eastAsia="zh-CN"/>
+        </w:rPr>
+      </w:pPr>
+      <w:r>
+        <w:rPr>
+          <w:rFonts w:hint="eastAsia"/>
+          <w:lang w:val="en-US" w:eastAsia="zh-CN"/>
+        </w:rPr>
+        <w:t>#include &lt;pthread.h&gt;</w:t>
       </w:r>
     </w:p>
     <w:p>
@@ -713,107 +2681,32 @@
         <w:pStyle w:val="2"/>
         <w:bidi w:val="0"/>
         <w:rPr>
-          <w:rFonts w:hint="default"/>
-          <w:lang w:val="en-US" w:eastAsia="zh-CN"/>
-        </w:rPr>
-      </w:pPr>
-      <w:r>
-        <w:rPr>
-          <w:rFonts w:hint="default"/>
-          <w:lang w:val="en-US" w:eastAsia="zh-CN"/>
-        </w:rPr>
-        <w:t>#include &lt;pthread.h&gt;</w:t>
-      </w:r>
-    </w:p>
-    <w:p>
-      <w:pPr>
-        <w:pStyle w:val="2"/>
-        <w:bidi w:val="0"/>
-        <w:rPr>
-          <w:rFonts w:hint="default"/>
-          <w:lang w:val="en-US" w:eastAsia="zh-CN"/>
-        </w:rPr>
-      </w:pPr>
-      <w:r>
-        <w:rPr>
-          <w:rFonts w:hint="default"/>
-          <w:lang w:val="en-US" w:eastAsia="zh-CN"/>
-        </w:rPr>
-        <w:t>int pthread_join(pthread_t thread, void **retval);</w:t>
-      </w:r>
-    </w:p>
-    <w:p>
-      <w:pPr>
-        <w:rPr>
-          <w:rFonts w:hint="default"/>
-          <w:lang w:val="en-US" w:eastAsia="zh-CN"/>
-        </w:rPr>
-      </w:pPr>
-    </w:p>
-    <w:p>
-      <w:pPr>
-        <w:rPr>
-          <w:rFonts w:hint="eastAsia" w:ascii="黑体" w:hAnsi="黑体" w:eastAsia="黑体" w:cs="黑体"/>
-          <w:sz w:val="24"/>
-          <w:szCs w:val="24"/>
-          <w:lang w:val="en-US" w:eastAsia="zh-CN"/>
-        </w:rPr>
-      </w:pPr>
-      <w:r>
-        <w:rPr>
-          <w:rFonts w:hint="eastAsia" w:ascii="黑体" w:hAnsi="黑体" w:eastAsia="黑体" w:cs="黑体"/>
-          <w:sz w:val="24"/>
-          <w:szCs w:val="24"/>
-          <w:lang w:val="en-US" w:eastAsia="zh-CN"/>
-        </w:rPr>
-        <w:t>入参1：线程号</w:t>
-      </w:r>
-    </w:p>
-    <w:p>
-      <w:pPr>
-        <w:rPr>
-          <w:rFonts w:hint="eastAsia" w:ascii="黑体" w:hAnsi="黑体" w:eastAsia="黑体" w:cs="黑体"/>
-          <w:sz w:val="24"/>
-          <w:szCs w:val="24"/>
-          <w:lang w:val="en-US" w:eastAsia="zh-CN"/>
-        </w:rPr>
-      </w:pPr>
-      <w:r>
-        <w:rPr>
-          <w:rFonts w:hint="eastAsia" w:ascii="黑体" w:hAnsi="黑体" w:eastAsia="黑体" w:cs="黑体"/>
-          <w:sz w:val="24"/>
-          <w:szCs w:val="24"/>
-          <w:lang w:val="en-US" w:eastAsia="zh-CN"/>
-        </w:rPr>
-        <w:t>入参2：</w:t>
-      </w:r>
-      <w:r>
-        <w:rPr>
-          <w:rFonts w:hint="eastAsia" w:ascii="黑体" w:hAnsi="黑体" w:eastAsia="黑体" w:cs="黑体"/>
-          <w:sz w:val="24"/>
-          <w:szCs w:val="24"/>
-        </w:rPr>
-        <w:t>接收线程函数的返回值</w:t>
-      </w:r>
-      <w:r>
-        <w:rPr>
-          <w:rFonts w:hint="eastAsia" w:ascii="黑体" w:hAnsi="黑体" w:eastAsia="黑体" w:cs="黑体"/>
-          <w:sz w:val="24"/>
-          <w:szCs w:val="24"/>
-          <w:lang w:val="en-US" w:eastAsia="zh-CN"/>
-        </w:rPr>
-        <w:t xml:space="preserve"> 一般为NULL</w:t>
-      </w:r>
-    </w:p>
-    <w:p>
-      <w:pPr>
-        <w:rPr>
-          <w:rFonts w:hint="eastAsia" w:ascii="黑体" w:hAnsi="黑体" w:eastAsia="黑体" w:cs="黑体"/>
-          <w:sz w:val="24"/>
-          <w:szCs w:val="24"/>
-          <w:lang w:val="en-US" w:eastAsia="zh-CN"/>
-        </w:rPr>
-      </w:pPr>
+          <w:rFonts w:hint="eastAsia"/>
+          <w:lang w:val="en-US" w:eastAsia="zh-CN"/>
+        </w:rPr>
+      </w:pPr>
+      <w:r>
+        <w:rPr>
+          <w:rFonts w:hint="eastAsia"/>
+          <w:lang w:val="en-US" w:eastAsia="zh-CN"/>
+        </w:rPr>
+        <w:t>int pthread_cancel(pthread_t thread);</w:t>
+      </w:r>
+    </w:p>
+    <w:p>
+      <w:pPr>
+        <w:rPr>
+          <w:rFonts w:hint="eastAsia"/>
+          <w:lang w:val="en-US" w:eastAsia="zh-CN"/>
+        </w:rPr>
+      </w:pPr>
+      <w:r>
+        <w:rPr>
+          <w:rFonts w:hint="eastAsia"/>
+          <w:lang w:val="en-US" w:eastAsia="zh-CN"/>
+        </w:rPr>
+        <w:t>入参：pthread_t thread  TID线程号</w:t>
+      </w:r>
     </w:p>
     <w:tbl>
       <w:tblPr>
@@ -839,7 +2732,7 @@
       </w:tblPr>
       <w:tblGrid>
         <w:gridCol w:w="798"/>
-        <w:gridCol w:w="2235"/>
+        <w:gridCol w:w="2475"/>
       </w:tblGrid>
       <w:tr>
         <w:tblPrEx>
@@ -851,7 +2744,6 @@
             <w:insideH w:val="none" w:color="auto" w:sz="0" w:space="0"/>
             <w:insideV w:val="none" w:color="auto" w:sz="0" w:space="0"/>
           </w:tblBorders>
-          <w:shd w:val="clear"/>
           <w:tblCellMar>
             <w:top w:w="15" w:type="dxa"/>
             <w:left w:w="15" w:type="dxa"/>
@@ -964,7 +2856,7 @@
             </w:pPr>
             <w:r>
               <w:rPr>
-                <w:rStyle w:val="6"/>
+                <w:rStyle w:val="7"/>
                 <w:rFonts w:ascii="宋体" w:hAnsi="宋体" w:eastAsia="宋体" w:cs="宋体"/>
                 <w:kern w:val="0"/>
                 <w:sz w:val="24"/>
@@ -997,7 +2889,7 @@
                 <w:szCs w:val="24"/>
                 <w:lang w:val="en-US" w:eastAsia="zh-CN" w:bidi="ar"/>
               </w:rPr>
-              <w:t>等待和回收成功</w:t>
+              <w:t>取消请求发送成功</w:t>
             </w:r>
           </w:p>
         </w:tc>
@@ -1012,7 +2904,6 @@
             <w:insideH w:val="none" w:color="auto" w:sz="0" w:space="0"/>
             <w:insideV w:val="none" w:color="auto" w:sz="0" w:space="0"/>
           </w:tblBorders>
-          <w:shd w:val="clear"/>
           <w:tblCellMar>
             <w:top w:w="15" w:type="dxa"/>
             <w:left w:w="15" w:type="dxa"/>
@@ -1049,7 +2940,7 @@
             </w:r>
             <w:r>
               <w:rPr>
-                <w:rStyle w:val="6"/>
+                <w:rStyle w:val="7"/>
                 <w:rFonts w:ascii="宋体" w:hAnsi="宋体" w:eastAsia="宋体" w:cs="宋体"/>
                 <w:kern w:val="0"/>
                 <w:sz w:val="24"/>
@@ -1082,7 +2973,7 @@
                 <w:szCs w:val="24"/>
                 <w:lang w:val="en-US" w:eastAsia="zh-CN" w:bidi="ar"/>
               </w:rPr>
-              <w:t>失败，返回错误编号</w:t>
+              <w:t>发送失败，返回错误码</w:t>
             </w:r>
           </w:p>
         </w:tc>
@@ -1091,22 +2982,207 @@
     <w:p>
       <w:pPr>
         <w:rPr>
-          <w:rFonts w:hint="eastAsia" w:ascii="黑体" w:hAnsi="黑体" w:eastAsia="黑体" w:cs="黑体"/>
+          <w:rFonts w:hint="eastAsia"/>
+          <w:lang w:val="en-US" w:eastAsia="zh-CN"/>
+        </w:rPr>
+      </w:pPr>
+    </w:p>
+    <w:p>
+      <w:pPr>
+        <w:rPr>
+          <w:rFonts w:hint="eastAsia"/>
+          <w:lang w:val="en-US" w:eastAsia="zh-CN"/>
+        </w:rPr>
+      </w:pPr>
+    </w:p>
+    <w:p>
+      <w:pPr>
+        <w:rPr>
+          <w:rFonts w:hint="eastAsia"/>
+          <w:lang w:val="en-US" w:eastAsia="zh-CN"/>
+        </w:rPr>
+      </w:pPr>
+      <w:r>
+        <w:rPr>
+          <w:rFonts w:hint="eastAsia"/>
+          <w:lang w:val="en-US" w:eastAsia="zh-CN"/>
+        </w:rPr>
+        <w:t>一般线程调用</w:t>
+      </w:r>
+      <w:r>
+        <w:rPr>
+          <w:rFonts w:hint="eastAsia"/>
+        </w:rPr>
+        <w:t>pthread_</w:t>
+      </w:r>
+      <w:r>
+        <w:rPr>
+          <w:rFonts w:hint="eastAsia"/>
+          <w:lang w:val="en-US" w:eastAsia="zh-CN"/>
+        </w:rPr>
+        <w:t>cancel</w:t>
+      </w:r>
+      <w:r>
+        <w:rPr>
+          <w:rFonts w:hint="eastAsia"/>
+        </w:rPr>
+        <w:t>()</w:t>
+      </w:r>
+      <w:r>
+        <w:rPr>
+          <w:rFonts w:hint="eastAsia"/>
+          <w:lang w:val="en-US" w:eastAsia="zh-CN"/>
+        </w:rPr>
+        <w:t>请求取消目标线程</w:t>
+      </w:r>
+    </w:p>
+    <w:p>
+      <w:pPr>
+        <w:rPr>
+          <w:rFonts w:hint="eastAsia"/>
+          <w:lang w:val="en-US" w:eastAsia="zh-CN"/>
+        </w:rPr>
+      </w:pPr>
+      <w:r>
+        <w:rPr>
+          <w:rFonts w:hint="eastAsia"/>
+          <w:lang w:val="en-US" w:eastAsia="zh-CN"/>
+        </w:rPr>
+        <w:t>但目标线程可能不接受取消</w:t>
+      </w:r>
+    </w:p>
+    <w:p>
+      <w:pPr>
+        <w:rPr>
+          <w:rFonts w:hint="default"/>
+          <w:lang w:val="en-US" w:eastAsia="zh-CN"/>
+        </w:rPr>
+      </w:pPr>
+      <w:r>
+        <w:rPr>
+          <w:rFonts w:hint="default"/>
+          <w:lang w:val="en-US" w:eastAsia="zh-CN"/>
+        </w:rPr>
+        <w:t>pthread_setcancelstate(</w:t>
+      </w:r>
+    </w:p>
+    <w:p>
+      <w:pPr>
+        <w:rPr>
+          <w:rFonts w:hint="default"/>
+          <w:lang w:val="en-US" w:eastAsia="zh-CN"/>
+        </w:rPr>
+      </w:pPr>
+      <w:r>
+        <w:rPr>
+          <w:rFonts w:hint="default"/>
+          <w:lang w:val="en-US" w:eastAsia="zh-CN"/>
+        </w:rPr>
+        <w:t xml:space="preserve">    PTHREAD_CANCEL_ENABLE,</w:t>
+      </w:r>
+    </w:p>
+    <w:p>
+      <w:pPr>
+        <w:rPr>
+          <w:rFonts w:hint="default"/>
+          <w:lang w:val="en-US" w:eastAsia="zh-CN"/>
+        </w:rPr>
+      </w:pPr>
+      <w:r>
+        <w:rPr>
+          <w:rFonts w:hint="default"/>
+          <w:lang w:val="en-US" w:eastAsia="zh-CN"/>
+        </w:rPr>
+        <w:t xml:space="preserve">    NULL</w:t>
+      </w:r>
+    </w:p>
+    <w:p>
+      <w:pPr>
+        <w:rPr>
+          <w:rFonts w:hint="default"/>
+          <w:lang w:val="en-US" w:eastAsia="zh-CN"/>
+        </w:rPr>
+      </w:pPr>
+      <w:r>
+        <w:rPr>
+          <w:rFonts w:hint="default"/>
+          <w:lang w:val="en-US" w:eastAsia="zh-CN"/>
+        </w:rPr>
+        <w:t>);</w:t>
+      </w:r>
+    </w:p>
+    <w:p>
+      <w:pPr>
+        <w:rPr>
+          <w:rFonts w:hint="eastAsia"/>
+          <w:lang w:val="en-US" w:eastAsia="zh-CN"/>
+        </w:rPr>
+      </w:pPr>
+      <w:r>
+        <w:rPr>
+          <w:rFonts w:hint="eastAsia"/>
+          <w:lang w:val="en-US" w:eastAsia="zh-CN"/>
+        </w:rPr>
+        <w:t>该状态下禁止取消</w:t>
+      </w:r>
+    </w:p>
+    <w:p>
+      <w:pPr>
+        <w:rPr>
+          <w:rFonts w:hint="eastAsia"/>
+          <w:lang w:val="en-US" w:eastAsia="zh-CN"/>
+        </w:rPr>
+      </w:pPr>
+    </w:p>
+    <w:p>
+      <w:pPr>
+        <w:rPr>
+          <w:rFonts w:hint="eastAsia"/>
+          <w:lang w:val="en-US" w:eastAsia="zh-CN"/>
+        </w:rPr>
+      </w:pPr>
+      <w:r>
+        <w:rPr>
+          <w:rFonts w:hint="eastAsia"/>
+          <w:lang w:val="en-US" w:eastAsia="zh-CN"/>
+        </w:rPr>
+        <w:t>即使同意取消：</w:t>
+      </w:r>
+    </w:p>
+    <w:p>
+      <w:pPr>
+        <w:rPr>
+          <w:rFonts w:ascii="宋体" w:hAnsi="宋体" w:eastAsia="宋体" w:cs="宋体"/>
           <w:sz w:val="24"/>
           <w:szCs w:val="24"/>
-          <w:lang w:val="en-US" w:eastAsia="zh-CN"/>
-        </w:rPr>
-      </w:pPr>
-    </w:p>
-    <w:p>
-      <w:pPr>
-        <w:rPr>
-          <w:rFonts w:hint="eastAsia" w:ascii="黑体" w:hAnsi="黑体" w:eastAsia="黑体" w:cs="黑体"/>
+        </w:rPr>
+      </w:pPr>
+      <w:r>
+        <w:rPr>
+          <w:rFonts w:ascii="宋体" w:hAnsi="宋体" w:eastAsia="宋体" w:cs="宋体"/>
           <w:sz w:val="24"/>
           <w:szCs w:val="24"/>
-          <w:lang w:val="en-US" w:eastAsia="zh-CN"/>
-        </w:rPr>
-      </w:pPr>
+        </w:rPr>
+        <w:t xml:space="preserve">延迟取消：到取消点才退出 </w:t>
+      </w:r>
+    </w:p>
+    <w:p>
+      <w:pPr>
+        <w:rPr>
+          <w:rFonts w:hint="default"/>
+          <w:lang w:val="en-US" w:eastAsia="zh-CN"/>
+        </w:rPr>
+      </w:pPr>
+      <w:bookmarkStart w:id="0" w:name="_GoBack"/>
+      <w:bookmarkEnd w:id="0"/>
+      <w:r>
+        <w:rPr>
+          <w:rFonts w:ascii="宋体" w:hAnsi="宋体" w:eastAsia="宋体" w:cs="宋体"/>
+          <w:sz w:val="24"/>
+          <w:szCs w:val="24"/>
+        </w:rPr>
+        <w:t>异步取消：可能立即退出</w:t>
+      </w:r>
     </w:p>
     <w:sectPr>
       <w:pgSz w:w="11906" w:h="16838"/>
@@ -1269,8 +3345,27 @@
       </w:rPr>
     </w:lvl>
   </w:abstractNum>
+  <w:abstractNum w:abstractNumId="1">
+    <w:nsid w:val="64AAD5F6"/>
+    <w:multiLevelType w:val="singleLevel"/>
+    <w:tmpl w:val="64AAD5F6"/>
+    <w:lvl w:ilvl="0" w:tentative="0">
+      <w:start w:val="1"/>
+      <w:numFmt w:val="decimal"/>
+      <w:lvlText w:val="%1."/>
+      <w:lvlJc w:val="left"/>
+      <w:pPr>
+        <w:tabs>
+          <w:tab w:val="left" w:pos="312"/>
+        </w:tabs>
+      </w:pPr>
+    </w:lvl>
+  </w:abstractNum>
   <w:num w:numId="1">
     <w:abstractNumId w:val="0"/>
+  </w:num>
+  <w:num w:numId="2">
+    <w:abstractNumId w:val="1"/>
   </w:num>
 </w:numbering>
 </file>
@@ -1288,7 +3383,7 @@
   <w:latentStyles w:count="260" w:defQFormat="0" w:defUnhideWhenUsed="1" w:defSemiHidden="1" w:defUIPriority="99" w:defLockedState="0">
     <w:lsdException w:qFormat="1" w:unhideWhenUsed="0" w:uiPriority="0" w:semiHidden="0" w:name="Normal"/>
     <w:lsdException w:qFormat="1" w:unhideWhenUsed="0" w:uiPriority="0" w:semiHidden="0" w:name="heading 1"/>
-    <w:lsdException w:qFormat="1" w:uiPriority="0" w:name="heading 2"/>
+    <w:lsdException w:qFormat="1" w:uiPriority="0" w:semiHidden="0" w:name="heading 2"/>
     <w:lsdException w:qFormat="1" w:uiPriority="0" w:name="heading 3"/>
     <w:lsdException w:qFormat="1" w:uiPriority="0" w:name="heading 4"/>
     <w:lsdException w:qFormat="1" w:uiPriority="0" w:name="heading 5"/>
@@ -1555,6 +3650,7 @@
     <w:name w:val="heading 1"/>
     <w:basedOn w:val="1"/>
     <w:next w:val="1"/>
+    <w:link w:val="9"/>
     <w:qFormat/>
     <w:uiPriority w:val="0"/>
     <w:pPr>
@@ -1569,12 +3665,32 @@
       <w:sz w:val="44"/>
     </w:rPr>
   </w:style>
-  <w:style w:type="character" w:default="1" w:styleId="5">
+  <w:style w:type="paragraph" w:styleId="3">
+    <w:name w:val="heading 2"/>
+    <w:basedOn w:val="1"/>
+    <w:next w:val="1"/>
+    <w:link w:val="8"/>
+    <w:unhideWhenUsed/>
+    <w:qFormat/>
+    <w:uiPriority w:val="0"/>
+    <w:pPr>
+      <w:keepNext/>
+      <w:keepLines/>
+      <w:spacing w:before="260" w:beforeLines="0" w:beforeAutospacing="0" w:after="260" w:afterLines="0" w:afterAutospacing="0" w:line="413" w:lineRule="auto"/>
+      <w:outlineLvl w:val="1"/>
+    </w:pPr>
+    <w:rPr>
+      <w:rFonts w:ascii="Arial" w:hAnsi="Arial" w:eastAsia="黑体"/>
+      <w:b/>
+      <w:sz w:val="32"/>
+    </w:rPr>
+  </w:style>
+  <w:style w:type="character" w:default="1" w:styleId="6">
     <w:name w:val="Default Paragraph Font"/>
     <w:semiHidden/>
     <w:uiPriority w:val="0"/>
   </w:style>
-  <w:style w:type="table" w:default="1" w:styleId="4">
+  <w:style w:type="table" w:default="1" w:styleId="5">
     <w:name w:val="Normal Table"/>
     <w:semiHidden/>
     <w:uiPriority w:val="0"/>
@@ -1587,7 +3703,7 @@
       </w:tblCellMar>
     </w:tblPr>
   </w:style>
-  <w:style w:type="paragraph" w:styleId="3">
+  <w:style w:type="paragraph" w:styleId="4">
     <w:name w:val="Normal (Web)"/>
     <w:basedOn w:val="1"/>
     <w:uiPriority w:val="0"/>
@@ -1595,13 +3711,33 @@
       <w:sz w:val="24"/>
     </w:rPr>
   </w:style>
-  <w:style w:type="character" w:styleId="6">
+  <w:style w:type="character" w:styleId="7">
     <w:name w:val="HTML Code"/>
-    <w:basedOn w:val="5"/>
+    <w:basedOn w:val="6"/>
     <w:uiPriority w:val="0"/>
     <w:rPr>
       <w:rFonts w:ascii="Courier New" w:hAnsi="Courier New"/>
       <w:sz w:val="20"/>
+    </w:rPr>
+  </w:style>
+  <w:style w:type="character" w:customStyle="1" w:styleId="8">
+    <w:name w:val="标题 2 Char"/>
+    <w:link w:val="3"/>
+    <w:uiPriority w:val="0"/>
+    <w:rPr>
+      <w:rFonts w:ascii="Arial" w:hAnsi="Arial" w:eastAsia="黑体"/>
+      <w:b/>
+      <w:sz w:val="32"/>
+    </w:rPr>
+  </w:style>
+  <w:style w:type="character" w:customStyle="1" w:styleId="9">
+    <w:name w:val="标题 1 Char"/>
+    <w:link w:val="2"/>
+    <w:uiPriority w:val="0"/>
+    <w:rPr>
+      <w:b/>
+      <w:kern w:val="44"/>
+      <w:sz w:val="44"/>
     </w:rPr>
   </w:style>
 </w:styles>
